--- a/startsbots.docx
+++ b/startsbots.docx
@@ -12,7 +12,19 @@
         <w:rPr>
           <w:lang w:val="en-US"/>
         </w:rPr>
-        <w:t>cd python_scr/chat_manager_aiogram3/</w:t>
+        <w:t xml:space="preserve">cd </w:t>
+      </w:r>
+      <w:r>
+        <w:rPr>
+          <w:lang w:val="en-US"/>
+        </w:rPr>
+        <w:t>python_src</w:t>
+      </w:r>
+      <w:r>
+        <w:rPr>
+          <w:lang w:val="en-US"/>
+        </w:rPr>
+        <w:t>/chat_manager_aiogram3/</w:t>
       </w:r>
     </w:p>
     <w:p>
@@ -51,19 +63,6 @@
           <w:lang w:val="en-US"/>
         </w:rPr>
         <w:t xml:space="preserve"> &amp;</w:t>
-      </w:r>
-    </w:p>
-    <w:p>
-      <w:pPr>
-        <w:rPr>
-          <w:lang w:val="en-US"/>
-        </w:rPr>
-      </w:pPr>
-      <w:r>
-        <w:rPr>
-          <w:lang w:val="en-US"/>
-        </w:rPr>
-        <w:t>1866</w:t>
       </w:r>
     </w:p>
     <w:p>
@@ -71,29 +70,44 @@
         <w:pBdr>
           <w:bottom w:val="single" w:sz="6" w:space="1" w:color="auto"/>
         </w:pBdr>
-        <w:rPr>
-          <w:lang w:val="en-US"/>
-        </w:rPr>
-      </w:pPr>
-    </w:p>
-    <w:p>
-      <w:pPr>
-        <w:rPr>
-          <w:lang w:val="en-US"/>
-        </w:rPr>
-      </w:pPr>
-    </w:p>
-    <w:p>
-      <w:pPr>
-        <w:rPr>
-          <w:lang w:val="en-US"/>
-        </w:rPr>
-      </w:pPr>
-      <w:r>
-        <w:rPr>
-          <w:lang w:val="en-US"/>
-        </w:rPr>
-        <w:t>cd python_scr/chat_manager_aiogram3/</w:t>
+      </w:pPr>
+      <w:r>
+        <w:rPr>
+          <w:lang w:val="en-US"/>
+        </w:rPr>
+        <w:t>1050</w:t>
+      </w:r>
+    </w:p>
+    <w:p>
+      <w:pPr>
+        <w:rPr>
+          <w:lang w:val="en-US"/>
+        </w:rPr>
+      </w:pPr>
+    </w:p>
+    <w:p>
+      <w:pPr>
+        <w:rPr>
+          <w:lang w:val="en-US"/>
+        </w:rPr>
+      </w:pPr>
+      <w:r>
+        <w:rPr>
+          <w:lang w:val="en-US"/>
+        </w:rPr>
+        <w:t xml:space="preserve">cd </w:t>
+      </w:r>
+      <w:r>
+        <w:rPr>
+          <w:lang w:val="en-US"/>
+        </w:rPr>
+        <w:t>python_src</w:t>
+      </w:r>
+      <w:r>
+        <w:rPr>
+          <w:lang w:val="en-US"/>
+        </w:rPr>
+        <w:t>chat_manager_aiogram3/</w:t>
       </w:r>
     </w:p>
     <w:p>
@@ -167,7 +181,7 @@
         <w:rPr>
           <w:lang w:val="en-US"/>
         </w:rPr>
-        <w:t>1871</w:t>
+        <w:t>1052</w:t>
       </w:r>
     </w:p>
     <w:p>
@@ -197,7 +211,19 @@
         <w:rPr>
           <w:lang w:val="en-US"/>
         </w:rPr>
-        <w:t>cd python_scr/chat_manager_aiogram3/</w:t>
+        <w:t xml:space="preserve">cd </w:t>
+      </w:r>
+      <w:r>
+        <w:rPr>
+          <w:lang w:val="en-US"/>
+        </w:rPr>
+        <w:t>python_src</w:t>
+      </w:r>
+      <w:r>
+        <w:rPr>
+          <w:lang w:val="en-US"/>
+        </w:rPr>
+        <w:t>/chat_manager_aiogram3/</w:t>
       </w:r>
     </w:p>
     <w:p>
@@ -250,34 +276,46 @@
         <w:rPr>
           <w:lang w:val="en-US"/>
         </w:rPr>
-        <w:t>1876</w:t>
-      </w:r>
-    </w:p>
-    <w:p>
-      <w:pPr>
-        <w:rPr>
-          <w:lang w:val="en-US"/>
-        </w:rPr>
-      </w:pPr>
-    </w:p>
-    <w:p>
-      <w:pPr>
-        <w:rPr>
-          <w:lang w:val="en-US"/>
-        </w:rPr>
-      </w:pPr>
-    </w:p>
-    <w:p>
-      <w:pPr>
-        <w:rPr>
-          <w:lang w:val="en-US"/>
-        </w:rPr>
-      </w:pPr>
-      <w:r>
-        <w:rPr>
-          <w:lang w:val="en-US"/>
-        </w:rPr>
-        <w:t>cd python_scr/</w:t>
+        <w:t>1054</w:t>
+      </w:r>
+    </w:p>
+    <w:p>
+      <w:pPr>
+        <w:rPr>
+          <w:lang w:val="en-US"/>
+        </w:rPr>
+      </w:pPr>
+    </w:p>
+    <w:p>
+      <w:pPr>
+        <w:rPr>
+          <w:lang w:val="en-US"/>
+        </w:rPr>
+      </w:pPr>
+    </w:p>
+    <w:p>
+      <w:pPr>
+        <w:rPr>
+          <w:lang w:val="en-US"/>
+        </w:rPr>
+      </w:pPr>
+      <w:r>
+        <w:rPr>
+          <w:lang w:val="en-US"/>
+        </w:rPr>
+        <w:t xml:space="preserve">cd </w:t>
+      </w:r>
+      <w:r>
+        <w:rPr>
+          <w:lang w:val="en-US"/>
+        </w:rPr>
+        <w:t>python_src</w:t>
+      </w:r>
+      <w:r>
+        <w:rPr>
+          <w:lang w:val="en-US"/>
+        </w:rPr>
+        <w:t>/</w:t>
       </w:r>
       <w:r>
         <w:rPr>
@@ -333,7 +371,7 @@
         <w:rPr>
           <w:lang w:val="en-US"/>
         </w:rPr>
-        <w:t>1946</w:t>
+        <w:t>1077</w:t>
       </w:r>
     </w:p>
     <w:p>

--- a/startsbots.docx
+++ b/startsbots.docx
@@ -18,13 +18,7 @@
         <w:rPr>
           <w:lang w:val="en-US"/>
         </w:rPr>
-        <w:t>python_src</w:t>
-      </w:r>
-      <w:r>
-        <w:rPr>
-          <w:lang w:val="en-US"/>
-        </w:rPr>
-        <w:t>/chat_manager_aiogram3/</w:t>
+        <w:t>/var/www/ezh-dev.ru/chat_manager_aiogram3</w:t>
       </w:r>
     </w:p>
     <w:p>
@@ -70,6 +64,9 @@
         <w:pBdr>
           <w:bottom w:val="single" w:sz="6" w:space="1" w:color="auto"/>
         </w:pBdr>
+        <w:rPr>
+          <w:lang w:val="en-US"/>
+        </w:rPr>
       </w:pPr>
       <w:r>
         <w:rPr>
@@ -101,13 +98,7 @@
         <w:rPr>
           <w:lang w:val="en-US"/>
         </w:rPr>
-        <w:t>python_src</w:t>
-      </w:r>
-      <w:r>
-        <w:rPr>
-          <w:lang w:val="en-US"/>
-        </w:rPr>
-        <w:t>chat_manager_aiogram3/</w:t>
+        <w:t>/var/www/ezh-dev.ru/chat_manager_aiogram3</w:t>
       </w:r>
     </w:p>
     <w:p>
@@ -181,8 +172,15 @@
         <w:rPr>
           <w:lang w:val="en-US"/>
         </w:rPr>
-        <w:t>1052</w:t>
-      </w:r>
+        <w:t>2966</w:t>
+      </w:r>
+    </w:p>
+    <w:p>
+      <w:pPr>
+        <w:rPr>
+          <w:lang w:val="en-US"/>
+        </w:rPr>
+      </w:pPr>
     </w:p>
     <w:p>
       <w:pPr>
@@ -217,13 +215,7 @@
         <w:rPr>
           <w:lang w:val="en-US"/>
         </w:rPr>
-        <w:t>python_src</w:t>
-      </w:r>
-      <w:r>
-        <w:rPr>
-          <w:lang w:val="en-US"/>
-        </w:rPr>
-        <w:t>/chat_manager_aiogram3/</w:t>
+        <w:t>/var/www/ezh-dev.ru/chat_manager_aiogram3</w:t>
       </w:r>
     </w:p>
     <w:p>

--- a/startsbots.docx
+++ b/startsbots.docx
@@ -72,7 +72,7 @@
         <w:rPr>
           <w:lang w:val="en-US"/>
         </w:rPr>
-        <w:t>1050</w:t>
+        <w:t>1094</w:t>
       </w:r>
     </w:p>
     <w:p>
@@ -172,7 +172,19 @@
         <w:rPr>
           <w:lang w:val="en-US"/>
         </w:rPr>
-        <w:t>2966</w:t>
+        <w:t>1095</w:t>
+      </w:r>
+      <w:r>
+        <w:rPr>
+          <w:lang w:val="en-US"/>
+        </w:rPr>
+        <w:t xml:space="preserve">, </w:t>
+      </w:r>
+      <w:r>
+        <w:rPr>
+          <w:lang w:val="en-US"/>
+        </w:rPr>
+        <w:t>1121</w:t>
       </w:r>
     </w:p>
     <w:p>
@@ -268,7 +280,7 @@
         <w:rPr>
           <w:lang w:val="en-US"/>
         </w:rPr>
-        <w:t>1054</w:t>
+        <w:t>1096</w:t>
       </w:r>
     </w:p>
     <w:p>
@@ -331,6 +343,9 @@
     </w:p>
     <w:p>
       <w:pPr>
+        <w:pBdr>
+          <w:bottom w:val="single" w:sz="6" w:space="1" w:color="auto"/>
+        </w:pBdr>
         <w:rPr>
           <w:lang w:val="en-US"/>
         </w:rPr>
@@ -363,8 +378,426 @@
         <w:rPr>
           <w:lang w:val="en-US"/>
         </w:rPr>
-        <w:t>1077</w:t>
-      </w:r>
+        <w:t>1097</w:t>
+      </w:r>
+    </w:p>
+    <w:p>
+      <w:pPr>
+        <w:rPr>
+          <w:lang w:val="en-US"/>
+        </w:rPr>
+      </w:pPr>
+      <w:r>
+        <w:rPr>
+          <w:lang w:val="en-US"/>
+        </w:rPr>
+        <w:t>cd</w:t>
+      </w:r>
+      <w:r>
+        <w:rPr>
+          <w:lang w:val="en-US"/>
+        </w:rPr>
+        <w:t xml:space="preserve"> /</w:t>
+      </w:r>
+      <w:r>
+        <w:rPr>
+          <w:lang w:val="en-US"/>
+        </w:rPr>
+        <w:t>var</w:t>
+      </w:r>
+      <w:r>
+        <w:rPr>
+          <w:lang w:val="en-US"/>
+        </w:rPr>
+        <w:t>/</w:t>
+      </w:r>
+      <w:r>
+        <w:rPr>
+          <w:lang w:val="en-US"/>
+        </w:rPr>
+        <w:t>www</w:t>
+      </w:r>
+      <w:r>
+        <w:rPr>
+          <w:lang w:val="en-US"/>
+        </w:rPr>
+        <w:t>/</w:t>
+      </w:r>
+      <w:r>
+        <w:rPr>
+          <w:lang w:val="en-US"/>
+        </w:rPr>
+        <w:t>ezh</w:t>
+      </w:r>
+      <w:r>
+        <w:rPr>
+          <w:lang w:val="en-US"/>
+        </w:rPr>
+        <w:t>-</w:t>
+      </w:r>
+      <w:r>
+        <w:rPr>
+          <w:lang w:val="en-US"/>
+        </w:rPr>
+        <w:t>dev</w:t>
+      </w:r>
+      <w:r>
+        <w:rPr>
+          <w:lang w:val="en-US"/>
+        </w:rPr>
+        <w:t>.</w:t>
+      </w:r>
+      <w:r>
+        <w:rPr>
+          <w:lang w:val="en-US"/>
+        </w:rPr>
+        <w:t>ru</w:t>
+      </w:r>
+      <w:r>
+        <w:rPr>
+          <w:lang w:val="en-US"/>
+        </w:rPr>
+        <w:t>/</w:t>
+      </w:r>
+      <w:r>
+        <w:rPr>
+          <w:lang w:val="en-US"/>
+        </w:rPr>
+        <w:t>chat</w:t>
+      </w:r>
+      <w:r>
+        <w:rPr>
+          <w:lang w:val="en-US"/>
+        </w:rPr>
+        <w:t>_</w:t>
+      </w:r>
+      <w:r>
+        <w:rPr>
+          <w:lang w:val="en-US"/>
+        </w:rPr>
+        <w:t>manager</w:t>
+      </w:r>
+      <w:r>
+        <w:rPr>
+          <w:lang w:val="en-US"/>
+        </w:rPr>
+        <w:t>_</w:t>
+      </w:r>
+      <w:r>
+        <w:rPr>
+          <w:lang w:val="en-US"/>
+        </w:rPr>
+        <w:t>aiogram</w:t>
+      </w:r>
+      <w:r>
+        <w:rPr>
+          <w:lang w:val="en-US"/>
+        </w:rPr>
+        <w:t>3</w:t>
+      </w:r>
+    </w:p>
+    <w:p>
+      <w:pPr>
+        <w:rPr>
+          <w:lang w:val="en-US"/>
+        </w:rPr>
+      </w:pPr>
+      <w:r>
+        <w:rPr>
+          <w:lang w:val="en-US"/>
+        </w:rPr>
+        <w:t>source venv/bin/activate</w:t>
+      </w:r>
+    </w:p>
+    <w:p>
+      <w:pPr>
+        <w:rPr>
+          <w:lang w:val="en-US"/>
+        </w:rPr>
+      </w:pPr>
+      <w:r>
+        <w:rPr>
+          <w:lang w:val="en-US"/>
+        </w:rPr>
+        <w:t xml:space="preserve">nohup  </w:t>
+      </w:r>
+      <w:r>
+        <w:rPr>
+          <w:lang w:val="en-US"/>
+        </w:rPr>
+        <w:t>python3 main/main_bot.py</w:t>
+      </w:r>
+      <w:r>
+        <w:rPr>
+          <w:lang w:val="en-US"/>
+        </w:rPr>
+        <w:t xml:space="preserve"> &amp;</w:t>
+      </w:r>
+    </w:p>
+    <w:p>
+      <w:pPr>
+        <w:rPr>
+          <w:lang w:val="en-US"/>
+        </w:rPr>
+      </w:pPr>
+      <w:r>
+        <w:rPr>
+          <w:lang w:val="en-US"/>
+        </w:rPr>
+        <w:t xml:space="preserve">nohup </w:t>
+      </w:r>
+      <w:r>
+        <w:rPr>
+          <w:lang w:val="en-US"/>
+        </w:rPr>
+        <w:t xml:space="preserve">python3 </w:t>
+      </w:r>
+      <w:r>
+        <w:rPr>
+          <w:lang w:val="en-US"/>
+        </w:rPr>
+        <w:t>admin</w:t>
+      </w:r>
+      <w:r>
+        <w:rPr>
+          <w:lang w:val="en-US"/>
+        </w:rPr>
+        <w:t>/</w:t>
+      </w:r>
+      <w:r>
+        <w:rPr>
+          <w:lang w:val="en-US"/>
+        </w:rPr>
+        <w:t>admin</w:t>
+      </w:r>
+      <w:r>
+        <w:rPr>
+          <w:lang w:val="en-US"/>
+        </w:rPr>
+        <w:t>_bot.py</w:t>
+      </w:r>
+      <w:r>
+        <w:rPr>
+          <w:lang w:val="en-US"/>
+        </w:rPr>
+        <w:t xml:space="preserve"> &amp;</w:t>
+      </w:r>
+    </w:p>
+    <w:p>
+      <w:pPr>
+        <w:rPr>
+          <w:lang w:val="en-US"/>
+        </w:rPr>
+      </w:pPr>
+      <w:r>
+        <w:rPr>
+          <w:lang w:val="en-US"/>
+        </w:rPr>
+        <w:t xml:space="preserve">nohup  </w:t>
+      </w:r>
+      <w:r>
+        <w:rPr>
+          <w:lang w:val="en-US"/>
+        </w:rPr>
+        <w:t>python3 new_chat_mem_dir/bot_fot_new_chat_member.py</w:t>
+      </w:r>
+      <w:r>
+        <w:rPr>
+          <w:lang w:val="en-US"/>
+        </w:rPr>
+        <w:t xml:space="preserve"> &amp;</w:t>
+      </w:r>
+    </w:p>
+    <w:p>
+      <w:pPr>
+        <w:rPr>
+          <w:lang w:val="en-US"/>
+        </w:rPr>
+      </w:pPr>
+      <w:r>
+        <w:rPr>
+          <w:lang w:val="en-US"/>
+        </w:rPr>
+        <w:t>cd ../</w:t>
+      </w:r>
+    </w:p>
+    <w:p>
+      <w:pPr>
+        <w:rPr>
+          <w:lang w:val="en-US"/>
+        </w:rPr>
+      </w:pPr>
+      <w:r>
+        <w:rPr>
+          <w:lang w:val="en-US"/>
+        </w:rPr>
+        <w:t>cd saver_bot/</w:t>
+      </w:r>
+      <w:r>
+        <w:rPr>
+          <w:lang w:val="en-US"/>
+        </w:rPr>
+        <w:t xml:space="preserve"> </w:t>
+      </w:r>
+    </w:p>
+    <w:p>
+      <w:pPr>
+        <w:rPr>
+          <w:lang w:val="en-US"/>
+        </w:rPr>
+      </w:pPr>
+      <w:r>
+        <w:rPr>
+          <w:lang w:val="en-US"/>
+        </w:rPr>
+        <w:t>source venv/bin/activate</w:t>
+      </w:r>
+    </w:p>
+    <w:p>
+      <w:pPr>
+        <w:rPr>
+          <w:lang w:val="en-US"/>
+        </w:rPr>
+      </w:pPr>
+      <w:r>
+        <w:rPr>
+          <w:lang w:val="en-US"/>
+        </w:rPr>
+        <w:t xml:space="preserve">nohup  </w:t>
+      </w:r>
+      <w:r>
+        <w:rPr>
+          <w:lang w:val="en-US"/>
+        </w:rPr>
+        <w:t xml:space="preserve">python3 </w:t>
+      </w:r>
+      <w:r>
+        <w:rPr>
+          <w:lang w:val="en-US"/>
+        </w:rPr>
+        <w:t>main/main.py &amp;</w:t>
+      </w:r>
+    </w:p>
+    <w:p>
+      <w:pPr>
+        <w:rPr>
+          <w:lang w:val="en-US"/>
+        </w:rPr>
+      </w:pPr>
+      <w:r>
+        <w:rPr>
+          <w:lang w:val="en-US"/>
+        </w:rPr>
+        <w:t>cd ../</w:t>
+      </w:r>
+    </w:p>
+    <w:p>
+      <w:pPr>
+        <w:rPr>
+          <w:lang w:val="en-US"/>
+        </w:rPr>
+      </w:pPr>
+      <w:r>
+        <w:rPr>
+          <w:lang w:val="en-US"/>
+        </w:rPr>
+        <w:t>cd</w:t>
+      </w:r>
+      <w:r>
+        <w:rPr>
+          <w:lang w:val="en-US"/>
+        </w:rPr>
+        <w:t xml:space="preserve"> </w:t>
+      </w:r>
+      <w:r>
+        <w:rPr>
+          <w:lang w:val="en-US"/>
+        </w:rPr>
+        <w:t>chat</w:t>
+      </w:r>
+      <w:r>
+        <w:rPr>
+          <w:lang w:val="en-US"/>
+        </w:rPr>
+        <w:t>_</w:t>
+      </w:r>
+      <w:r>
+        <w:rPr>
+          <w:lang w:val="en-US"/>
+        </w:rPr>
+        <w:t>manager</w:t>
+      </w:r>
+      <w:r>
+        <w:rPr>
+          <w:lang w:val="en-US"/>
+        </w:rPr>
+        <w:t>_</w:t>
+      </w:r>
+      <w:r>
+        <w:rPr>
+          <w:lang w:val="en-US"/>
+        </w:rPr>
+        <w:t>aiogram</w:t>
+      </w:r>
+      <w:r>
+        <w:rPr>
+          <w:lang w:val="en-US"/>
+        </w:rPr>
+        <w:t>3</w:t>
+      </w:r>
+      <w:r>
+        <w:rPr>
+          <w:lang w:val="en-US"/>
+        </w:rPr>
+        <w:t>/</w:t>
+      </w:r>
+    </w:p>
+    <w:p>
+      <w:pPr>
+        <w:rPr>
+          <w:lang w:val="en-US"/>
+        </w:rPr>
+      </w:pPr>
+      <w:r>
+        <w:rPr>
+          <w:lang w:val="en-US"/>
+        </w:rPr>
+        <w:t>source venv/bin/activate</w:t>
+      </w:r>
+    </w:p>
+    <w:p>
+      <w:pPr>
+        <w:rPr>
+          <w:lang w:val="en-US"/>
+        </w:rPr>
+      </w:pPr>
+      <w:r>
+        <w:rPr>
+          <w:lang w:val="en-US"/>
+        </w:rPr>
+        <w:t>nohup python3 api.py &amp;</w:t>
+      </w:r>
+    </w:p>
+    <w:p>
+      <w:pPr>
+        <w:rPr>
+          <w:lang w:val="en-US"/>
+        </w:rPr>
+      </w:pPr>
+    </w:p>
+    <w:p>
+      <w:pPr>
+        <w:rPr>
+          <w:lang w:val="en-US"/>
+        </w:rPr>
+      </w:pPr>
+    </w:p>
+    <w:p>
+      <w:pPr>
+        <w:rPr>
+          <w:lang w:val="en-US"/>
+        </w:rPr>
+      </w:pPr>
     </w:p>
     <w:p>
       <w:pPr>
@@ -783,7 +1216,7 @@
   <w:style w:type="paragraph" w:default="1" w:styleId="a">
     <w:name w:val="Normal"/>
     <w:qFormat/>
-    <w:rsid w:val="000C74C9"/>
+    <w:rsid w:val="00B612B9"/>
   </w:style>
   <w:style w:type="paragraph" w:styleId="1">
     <w:name w:val="heading 1"/>

--- a/startsbots.docx
+++ b/startsbots.docx
@@ -31,32 +31,128 @@
         <w:rPr>
           <w:lang w:val="en-US"/>
         </w:rPr>
-        <w:t>source venv/bin/activate</w:t>
-      </w:r>
-    </w:p>
-    <w:p>
-      <w:pPr>
-        <w:rPr>
-          <w:lang w:val="en-US"/>
-        </w:rPr>
-      </w:pPr>
-      <w:r>
-        <w:rPr>
-          <w:lang w:val="en-US"/>
-        </w:rPr>
-        <w:t xml:space="preserve">nohup  </w:t>
-      </w:r>
-      <w:r>
-        <w:rPr>
-          <w:lang w:val="en-US"/>
-        </w:rPr>
-        <w:t>python3 main/main_bot.py</w:t>
+        <w:t xml:space="preserve">source </w:t>
+      </w:r>
+      <w:proofErr w:type="spellStart"/>
+      <w:r>
+        <w:rPr>
+          <w:lang w:val="en-US"/>
+        </w:rPr>
+        <w:t>venv</w:t>
+      </w:r>
+      <w:proofErr w:type="spellEnd"/>
+      <w:r>
+        <w:rPr>
+          <w:lang w:val="en-US"/>
+        </w:rPr>
+        <w:t>/bin/activate</w:t>
+      </w:r>
+    </w:p>
+    <w:p>
+      <w:pPr>
+        <w:rPr>
+          <w:lang w:val="en-US"/>
+        </w:rPr>
+      </w:pPr>
+      <w:proofErr w:type="spellStart"/>
+      <w:proofErr w:type="gramStart"/>
+      <w:r>
+        <w:rPr>
+          <w:lang w:val="en-US"/>
+        </w:rPr>
+        <w:t>nohup</w:t>
+      </w:r>
+      <w:proofErr w:type="spellEnd"/>
+      <w:r>
+        <w:rPr>
+          <w:lang w:val="en-US"/>
+        </w:rPr>
+        <w:t xml:space="preserve">  </w:t>
+      </w:r>
+      <w:r>
+        <w:rPr>
+          <w:lang w:val="en-US"/>
+        </w:rPr>
+        <w:t>python</w:t>
+      </w:r>
+      <w:proofErr w:type="gramEnd"/>
+      <w:r>
+        <w:rPr>
+          <w:lang w:val="en-US"/>
+        </w:rPr>
+        <w:t>3 main/main_bot.py</w:t>
       </w:r>
       <w:r>
         <w:rPr>
           <w:lang w:val="en-US"/>
         </w:rPr>
         <w:t xml:space="preserve"> &amp;</w:t>
+      </w:r>
+    </w:p>
+    <w:p>
+      <w:pPr>
+        <w:rPr>
+          <w:lang w:val="en-US"/>
+        </w:rPr>
+      </w:pPr>
+      <w:r>
+        <w:rPr>
+          <w:lang w:val="en-US"/>
+        </w:rPr>
+        <w:t>1021</w:t>
+      </w:r>
+    </w:p>
+    <w:p>
+      <w:pPr>
+        <w:rPr>
+          <w:lang w:val="en-US"/>
+        </w:rPr>
+      </w:pPr>
+    </w:p>
+    <w:p>
+      <w:pPr>
+        <w:rPr>
+          <w:lang w:val="en-US"/>
+        </w:rPr>
+      </w:pPr>
+      <w:r>
+        <w:rPr>
+          <w:lang w:val="en-US"/>
+        </w:rPr>
+        <w:t xml:space="preserve">cd </w:t>
+      </w:r>
+      <w:r>
+        <w:rPr>
+          <w:lang w:val="en-US"/>
+        </w:rPr>
+        <w:t>/var/www/ezh-dev.ru/chat_manager_aiogram3</w:t>
+      </w:r>
+    </w:p>
+    <w:p>
+      <w:pPr>
+        <w:rPr>
+          <w:lang w:val="en-US"/>
+        </w:rPr>
+      </w:pPr>
+      <w:r>
+        <w:rPr>
+          <w:lang w:val="en-US"/>
+        </w:rPr>
+        <w:t xml:space="preserve">source </w:t>
+      </w:r>
+      <w:proofErr w:type="spellStart"/>
+      <w:r>
+        <w:rPr>
+          <w:lang w:val="en-US"/>
+        </w:rPr>
+        <w:t>venv</w:t>
+      </w:r>
+      <w:proofErr w:type="spellEnd"/>
+      <w:r>
+        <w:rPr>
+          <w:lang w:val="en-US"/>
+        </w:rPr>
+        <w:t>/bin/activate</w:t>
       </w:r>
     </w:p>
     <w:p>
@@ -68,63 +164,19 @@
           <w:lang w:val="en-US"/>
         </w:rPr>
       </w:pPr>
-      <w:r>
-        <w:rPr>
-          <w:lang w:val="en-US"/>
-        </w:rPr>
-        <w:t>1094</w:t>
-      </w:r>
-    </w:p>
-    <w:p>
-      <w:pPr>
-        <w:rPr>
-          <w:lang w:val="en-US"/>
-        </w:rPr>
-      </w:pPr>
-    </w:p>
-    <w:p>
-      <w:pPr>
-        <w:rPr>
-          <w:lang w:val="en-US"/>
-        </w:rPr>
-      </w:pPr>
-      <w:r>
-        <w:rPr>
-          <w:lang w:val="en-US"/>
-        </w:rPr>
-        <w:t xml:space="preserve">cd </w:t>
-      </w:r>
-      <w:r>
-        <w:rPr>
-          <w:lang w:val="en-US"/>
-        </w:rPr>
-        <w:t>/var/www/ezh-dev.ru/chat_manager_aiogram3</w:t>
-      </w:r>
-    </w:p>
-    <w:p>
-      <w:pPr>
-        <w:rPr>
-          <w:lang w:val="en-US"/>
-        </w:rPr>
-      </w:pPr>
-      <w:r>
-        <w:rPr>
-          <w:lang w:val="en-US"/>
-        </w:rPr>
-        <w:t>source venv/bin/activate</w:t>
-      </w:r>
-    </w:p>
-    <w:p>
-      <w:pPr>
-        <w:rPr>
-          <w:lang w:val="en-US"/>
-        </w:rPr>
-      </w:pPr>
-      <w:r>
-        <w:rPr>
-          <w:lang w:val="en-US"/>
-        </w:rPr>
-        <w:t xml:space="preserve">nohup </w:t>
+      <w:proofErr w:type="spellStart"/>
+      <w:r>
+        <w:rPr>
+          <w:lang w:val="en-US"/>
+        </w:rPr>
+        <w:t>nohup</w:t>
+      </w:r>
+      <w:proofErr w:type="spellEnd"/>
+      <w:r>
+        <w:rPr>
+          <w:lang w:val="en-US"/>
+        </w:rPr>
+        <w:t xml:space="preserve"> </w:t>
       </w:r>
       <w:r>
         <w:rPr>
@@ -172,7 +224,7 @@
         <w:rPr>
           <w:lang w:val="en-US"/>
         </w:rPr>
-        <w:t>1095</w:t>
+        <w:t>1487</w:t>
       </w:r>
       <w:r>
         <w:rPr>
@@ -181,10 +233,13 @@
         <w:t xml:space="preserve">, </w:t>
       </w:r>
       <w:r>
-        <w:rPr>
-          <w:lang w:val="en-US"/>
-        </w:rPr>
-        <w:t>1121</w:t>
+        <w:t>1489</w:t>
+      </w:r>
+      <w:r>
+        <w:rPr>
+          <w:lang w:val="en-US"/>
+        </w:rPr>
+        <w:t xml:space="preserve">, </w:t>
       </w:r>
     </w:p>
     <w:p>
@@ -240,7 +295,21 @@
         <w:rPr>
           <w:lang w:val="en-US"/>
         </w:rPr>
-        <w:t>source venv/bin/activate</w:t>
+        <w:t xml:space="preserve">source </w:t>
+      </w:r>
+      <w:proofErr w:type="spellStart"/>
+      <w:r>
+        <w:rPr>
+          <w:lang w:val="en-US"/>
+        </w:rPr>
+        <w:t>venv</w:t>
+      </w:r>
+      <w:proofErr w:type="spellEnd"/>
+      <w:r>
+        <w:rPr>
+          <w:lang w:val="en-US"/>
+        </w:rPr>
+        <w:t>/bin/activate</w:t>
       </w:r>
     </w:p>
     <w:p>
@@ -252,17 +321,33 @@
           <w:lang w:val="en-US"/>
         </w:rPr>
       </w:pPr>
-      <w:r>
-        <w:rPr>
-          <w:lang w:val="en-US"/>
-        </w:rPr>
-        <w:t xml:space="preserve">nohup  </w:t>
-      </w:r>
-      <w:r>
-        <w:rPr>
-          <w:lang w:val="en-US"/>
-        </w:rPr>
-        <w:t>python3 new_chat_mem_dir/bot_fot_new_chat_member.py</w:t>
+      <w:proofErr w:type="spellStart"/>
+      <w:proofErr w:type="gramStart"/>
+      <w:r>
+        <w:rPr>
+          <w:lang w:val="en-US"/>
+        </w:rPr>
+        <w:t>nohup</w:t>
+      </w:r>
+      <w:proofErr w:type="spellEnd"/>
+      <w:r>
+        <w:rPr>
+          <w:lang w:val="en-US"/>
+        </w:rPr>
+        <w:t xml:space="preserve">  </w:t>
+      </w:r>
+      <w:r>
+        <w:rPr>
+          <w:lang w:val="en-US"/>
+        </w:rPr>
+        <w:t>python</w:t>
+      </w:r>
+      <w:proofErr w:type="gramEnd"/>
+      <w:r>
+        <w:rPr>
+          <w:lang w:val="en-US"/>
+        </w:rPr>
+        <w:t>3 new_chat_mem_dir/bot_fot_new_chat_member.py</w:t>
       </w:r>
       <w:r>
         <w:rPr>
@@ -280,7 +365,7 @@
         <w:rPr>
           <w:lang w:val="en-US"/>
         </w:rPr>
-        <w:t>1096</w:t>
+        <w:t>1023</w:t>
       </w:r>
     </w:p>
     <w:p>
@@ -309,36 +394,60 @@
         </w:rPr>
         <w:t xml:space="preserve">cd </w:t>
       </w:r>
+      <w:proofErr w:type="spellStart"/>
       <w:r>
         <w:rPr>
           <w:lang w:val="en-US"/>
         </w:rPr>
         <w:t>python_src</w:t>
       </w:r>
+      <w:proofErr w:type="spellEnd"/>
       <w:r>
         <w:rPr>
           <w:lang w:val="en-US"/>
         </w:rPr>
         <w:t>/</w:t>
       </w:r>
-      <w:r>
-        <w:rPr>
-          <w:lang w:val="en-US"/>
-        </w:rPr>
-        <w:t>saver_bot/</w:t>
-      </w:r>
-    </w:p>
-    <w:p>
-      <w:pPr>
-        <w:rPr>
-          <w:lang w:val="en-US"/>
-        </w:rPr>
-      </w:pPr>
-      <w:r>
-        <w:rPr>
-          <w:lang w:val="en-US"/>
-        </w:rPr>
-        <w:t>source venv/bin/activate</w:t>
+      <w:proofErr w:type="spellStart"/>
+      <w:r>
+        <w:rPr>
+          <w:lang w:val="en-US"/>
+        </w:rPr>
+        <w:t>saver_bot</w:t>
+      </w:r>
+      <w:proofErr w:type="spellEnd"/>
+      <w:r>
+        <w:rPr>
+          <w:lang w:val="en-US"/>
+        </w:rPr>
+        <w:t>/</w:t>
+      </w:r>
+    </w:p>
+    <w:p>
+      <w:pPr>
+        <w:rPr>
+          <w:lang w:val="en-US"/>
+        </w:rPr>
+      </w:pPr>
+      <w:r>
+        <w:rPr>
+          <w:lang w:val="en-US"/>
+        </w:rPr>
+        <w:t xml:space="preserve">source </w:t>
+      </w:r>
+      <w:proofErr w:type="spellStart"/>
+      <w:r>
+        <w:rPr>
+          <w:lang w:val="en-US"/>
+        </w:rPr>
+        <w:t>venv</w:t>
+      </w:r>
+      <w:proofErr w:type="spellEnd"/>
+      <w:r>
+        <w:rPr>
+          <w:lang w:val="en-US"/>
+        </w:rPr>
+        <w:t>/bin/activate</w:t>
       </w:r>
     </w:p>
     <w:p>
@@ -350,11 +459,255 @@
           <w:lang w:val="en-US"/>
         </w:rPr>
       </w:pPr>
-      <w:r>
-        <w:rPr>
-          <w:lang w:val="en-US"/>
-        </w:rPr>
-        <w:t xml:space="preserve">nohup  </w:t>
+      <w:proofErr w:type="spellStart"/>
+      <w:proofErr w:type="gramStart"/>
+      <w:r>
+        <w:rPr>
+          <w:lang w:val="en-US"/>
+        </w:rPr>
+        <w:t>nohup</w:t>
+      </w:r>
+      <w:proofErr w:type="spellEnd"/>
+      <w:r>
+        <w:rPr>
+          <w:lang w:val="en-US"/>
+        </w:rPr>
+        <w:t xml:space="preserve">  </w:t>
+      </w:r>
+      <w:r>
+        <w:rPr>
+          <w:lang w:val="en-US"/>
+        </w:rPr>
+        <w:t>python</w:t>
+      </w:r>
+      <w:proofErr w:type="gramEnd"/>
+      <w:r>
+        <w:rPr>
+          <w:lang w:val="en-US"/>
+        </w:rPr>
+        <w:t xml:space="preserve">3 </w:t>
+      </w:r>
+      <w:r>
+        <w:rPr>
+          <w:lang w:val="en-US"/>
+        </w:rPr>
+        <w:t>main/main.py &amp;</w:t>
+      </w:r>
+      <w:r>
+        <w:rPr>
+          <w:lang w:val="en-US"/>
+        </w:rPr>
+        <w:t xml:space="preserve"> </w:t>
+      </w:r>
+      <w:r>
+        <w:rPr>
+          <w:lang w:val="en-US"/>
+        </w:rPr>
+        <w:t>1024</w:t>
+      </w:r>
+    </w:p>
+    <w:p>
+      <w:pPr>
+        <w:rPr>
+          <w:lang w:val="en-US"/>
+        </w:rPr>
+      </w:pPr>
+      <w:r>
+        <w:rPr>
+          <w:lang w:val="en-US"/>
+        </w:rPr>
+        <w:t>cd</w:t>
+      </w:r>
+      <w:r>
+        <w:rPr>
+          <w:lang w:val="en-US"/>
+        </w:rPr>
+        <w:t xml:space="preserve"> /</w:t>
+      </w:r>
+      <w:r>
+        <w:rPr>
+          <w:lang w:val="en-US"/>
+        </w:rPr>
+        <w:t>var</w:t>
+      </w:r>
+      <w:r>
+        <w:rPr>
+          <w:lang w:val="en-US"/>
+        </w:rPr>
+        <w:t>/</w:t>
+      </w:r>
+      <w:r>
+        <w:rPr>
+          <w:lang w:val="en-US"/>
+        </w:rPr>
+        <w:t>www</w:t>
+      </w:r>
+      <w:r>
+        <w:rPr>
+          <w:lang w:val="en-US"/>
+        </w:rPr>
+        <w:t>/</w:t>
+      </w:r>
+      <w:r>
+        <w:rPr>
+          <w:lang w:val="en-US"/>
+        </w:rPr>
+        <w:t>ezh</w:t>
+      </w:r>
+      <w:r>
+        <w:rPr>
+          <w:lang w:val="en-US"/>
+        </w:rPr>
+        <w:t>-</w:t>
+      </w:r>
+      <w:r>
+        <w:rPr>
+          <w:lang w:val="en-US"/>
+        </w:rPr>
+        <w:t>dev</w:t>
+      </w:r>
+      <w:r>
+        <w:rPr>
+          <w:lang w:val="en-US"/>
+        </w:rPr>
+        <w:t>.</w:t>
+      </w:r>
+      <w:r>
+        <w:rPr>
+          <w:lang w:val="en-US"/>
+        </w:rPr>
+        <w:t>ru</w:t>
+      </w:r>
+      <w:r>
+        <w:rPr>
+          <w:lang w:val="en-US"/>
+        </w:rPr>
+        <w:t>/</w:t>
+      </w:r>
+      <w:r>
+        <w:rPr>
+          <w:lang w:val="en-US"/>
+        </w:rPr>
+        <w:t>chat</w:t>
+      </w:r>
+      <w:r>
+        <w:rPr>
+          <w:lang w:val="en-US"/>
+        </w:rPr>
+        <w:t>_</w:t>
+      </w:r>
+      <w:r>
+        <w:rPr>
+          <w:lang w:val="en-US"/>
+        </w:rPr>
+        <w:t>manager</w:t>
+      </w:r>
+      <w:r>
+        <w:rPr>
+          <w:lang w:val="en-US"/>
+        </w:rPr>
+        <w:t>_</w:t>
+      </w:r>
+      <w:r>
+        <w:rPr>
+          <w:lang w:val="en-US"/>
+        </w:rPr>
+        <w:t>aiogram</w:t>
+      </w:r>
+      <w:r>
+        <w:rPr>
+          <w:lang w:val="en-US"/>
+        </w:rPr>
+        <w:t>3</w:t>
+      </w:r>
+    </w:p>
+    <w:p>
+      <w:pPr>
+        <w:rPr>
+          <w:lang w:val="en-US"/>
+        </w:rPr>
+      </w:pPr>
+      <w:r>
+        <w:rPr>
+          <w:lang w:val="en-US"/>
+        </w:rPr>
+        <w:t xml:space="preserve">source </w:t>
+      </w:r>
+      <w:proofErr w:type="spellStart"/>
+      <w:r>
+        <w:rPr>
+          <w:lang w:val="en-US"/>
+        </w:rPr>
+        <w:t>venv</w:t>
+      </w:r>
+      <w:proofErr w:type="spellEnd"/>
+      <w:r>
+        <w:rPr>
+          <w:lang w:val="en-US"/>
+        </w:rPr>
+        <w:t>/bin/activate</w:t>
+      </w:r>
+    </w:p>
+    <w:p>
+      <w:pPr>
+        <w:rPr>
+          <w:lang w:val="en-US"/>
+        </w:rPr>
+      </w:pPr>
+      <w:proofErr w:type="spellStart"/>
+      <w:proofErr w:type="gramStart"/>
+      <w:r>
+        <w:rPr>
+          <w:lang w:val="en-US"/>
+        </w:rPr>
+        <w:t>nohup</w:t>
+      </w:r>
+      <w:proofErr w:type="spellEnd"/>
+      <w:r>
+        <w:rPr>
+          <w:lang w:val="en-US"/>
+        </w:rPr>
+        <w:t xml:space="preserve">  </w:t>
+      </w:r>
+      <w:r>
+        <w:rPr>
+          <w:lang w:val="en-US"/>
+        </w:rPr>
+        <w:t>python</w:t>
+      </w:r>
+      <w:proofErr w:type="gramEnd"/>
+      <w:r>
+        <w:rPr>
+          <w:lang w:val="en-US"/>
+        </w:rPr>
+        <w:t>3 main/main_bot.py</w:t>
+      </w:r>
+      <w:r>
+        <w:rPr>
+          <w:lang w:val="en-US"/>
+        </w:rPr>
+        <w:t xml:space="preserve"> &amp;</w:t>
+      </w:r>
+    </w:p>
+    <w:p>
+      <w:pPr>
+        <w:rPr>
+          <w:lang w:val="en-US"/>
+        </w:rPr>
+      </w:pPr>
+      <w:proofErr w:type="spellStart"/>
+      <w:r>
+        <w:rPr>
+          <w:lang w:val="en-US"/>
+        </w:rPr>
+        <w:t>nohup</w:t>
+      </w:r>
+      <w:proofErr w:type="spellEnd"/>
+      <w:r>
+        <w:rPr>
+          <w:lang w:val="en-US"/>
+        </w:rPr>
+        <w:t xml:space="preserve"> </w:t>
       </w:r>
       <w:r>
         <w:rPr>
@@ -366,8 +719,241 @@
         <w:rPr>
           <w:lang w:val="en-US"/>
         </w:rPr>
+        <w:t>admin</w:t>
+      </w:r>
+      <w:r>
+        <w:rPr>
+          <w:lang w:val="en-US"/>
+        </w:rPr>
+        <w:t>/</w:t>
+      </w:r>
+      <w:r>
+        <w:rPr>
+          <w:lang w:val="en-US"/>
+        </w:rPr>
+        <w:t>admin</w:t>
+      </w:r>
+      <w:r>
+        <w:rPr>
+          <w:lang w:val="en-US"/>
+        </w:rPr>
+        <w:t>_bot.py</w:t>
+      </w:r>
+      <w:r>
+        <w:rPr>
+          <w:lang w:val="en-US"/>
+        </w:rPr>
+        <w:t xml:space="preserve"> &amp;</w:t>
+      </w:r>
+    </w:p>
+    <w:p>
+      <w:pPr>
+        <w:rPr>
+          <w:lang w:val="en-US"/>
+        </w:rPr>
+      </w:pPr>
+      <w:proofErr w:type="spellStart"/>
+      <w:proofErr w:type="gramStart"/>
+      <w:r>
+        <w:rPr>
+          <w:lang w:val="en-US"/>
+        </w:rPr>
+        <w:t>nohup</w:t>
+      </w:r>
+      <w:proofErr w:type="spellEnd"/>
+      <w:r>
+        <w:rPr>
+          <w:lang w:val="en-US"/>
+        </w:rPr>
+        <w:t xml:space="preserve">  </w:t>
+      </w:r>
+      <w:r>
+        <w:rPr>
+          <w:lang w:val="en-US"/>
+        </w:rPr>
+        <w:t>python</w:t>
+      </w:r>
+      <w:proofErr w:type="gramEnd"/>
+      <w:r>
+        <w:rPr>
+          <w:lang w:val="en-US"/>
+        </w:rPr>
+        <w:t>3 new_chat_mem_dir/bot_fot_new_chat_member.py</w:t>
+      </w:r>
+      <w:r>
+        <w:rPr>
+          <w:lang w:val="en-US"/>
+        </w:rPr>
+        <w:t xml:space="preserve"> &amp;</w:t>
+      </w:r>
+    </w:p>
+    <w:p>
+      <w:pPr>
+        <w:rPr>
+          <w:lang w:val="en-US"/>
+        </w:rPr>
+      </w:pPr>
+      <w:r>
+        <w:rPr>
+          <w:lang w:val="en-US"/>
+        </w:rPr>
+        <w:t>cd</w:t>
+      </w:r>
+      <w:proofErr w:type="gramStart"/>
+      <w:r>
+        <w:rPr>
+          <w:lang w:val="en-US"/>
+        </w:rPr>
+        <w:t xml:space="preserve"> ..</w:t>
+      </w:r>
+      <w:proofErr w:type="gramEnd"/>
+      <w:r>
+        <w:rPr>
+          <w:lang w:val="en-US"/>
+        </w:rPr>
+        <w:t>/</w:t>
+      </w:r>
+    </w:p>
+    <w:p>
+      <w:pPr>
+        <w:rPr>
+          <w:lang w:val="en-US"/>
+        </w:rPr>
+      </w:pPr>
+      <w:r>
+        <w:rPr>
+          <w:lang w:val="en-US"/>
+        </w:rPr>
+        <w:t xml:space="preserve">cd </w:t>
+      </w:r>
+      <w:proofErr w:type="spellStart"/>
+      <w:r>
+        <w:rPr>
+          <w:lang w:val="en-US"/>
+        </w:rPr>
+        <w:t>saver_bot</w:t>
+      </w:r>
+      <w:proofErr w:type="spellEnd"/>
+      <w:r>
+        <w:rPr>
+          <w:lang w:val="en-US"/>
+        </w:rPr>
+        <w:t>/</w:t>
+      </w:r>
+      <w:r>
+        <w:rPr>
+          <w:lang w:val="en-US"/>
+        </w:rPr>
+        <w:t xml:space="preserve"> </w:t>
+      </w:r>
+    </w:p>
+    <w:p>
+      <w:pPr>
+        <w:rPr>
+          <w:lang w:val="en-US"/>
+        </w:rPr>
+      </w:pPr>
+      <w:r>
+        <w:rPr>
+          <w:lang w:val="en-US"/>
+        </w:rPr>
+        <w:t xml:space="preserve">source </w:t>
+      </w:r>
+      <w:proofErr w:type="spellStart"/>
+      <w:r>
+        <w:rPr>
+          <w:lang w:val="en-US"/>
+        </w:rPr>
+        <w:t>venv</w:t>
+      </w:r>
+      <w:proofErr w:type="spellEnd"/>
+      <w:r>
+        <w:rPr>
+          <w:lang w:val="en-US"/>
+        </w:rPr>
+        <w:t>/bin/activate</w:t>
+      </w:r>
+    </w:p>
+    <w:p>
+      <w:pPr>
+        <w:rPr>
+          <w:lang w:val="en-US"/>
+        </w:rPr>
+      </w:pPr>
+      <w:proofErr w:type="spellStart"/>
+      <w:proofErr w:type="gramStart"/>
+      <w:r>
+        <w:rPr>
+          <w:lang w:val="en-US"/>
+        </w:rPr>
+        <w:t>nohup</w:t>
+      </w:r>
+      <w:proofErr w:type="spellEnd"/>
+      <w:r>
+        <w:rPr>
+          <w:lang w:val="en-US"/>
+        </w:rPr>
+        <w:t xml:space="preserve">  </w:t>
+      </w:r>
+      <w:r>
+        <w:rPr>
+          <w:lang w:val="en-US"/>
+        </w:rPr>
+        <w:t>python</w:t>
+      </w:r>
+      <w:proofErr w:type="gramEnd"/>
+      <w:r>
+        <w:rPr>
+          <w:lang w:val="en-US"/>
+        </w:rPr>
+        <w:t xml:space="preserve">3 </w:t>
+      </w:r>
+      <w:r>
+        <w:rPr>
+          <w:lang w:val="en-US"/>
+        </w:rPr>
         <w:t>main/main.py &amp;</w:t>
       </w:r>
+    </w:p>
+    <w:p>
+      <w:pPr>
+        <w:rPr>
+          <w:lang w:val="en-US"/>
+        </w:rPr>
+      </w:pPr>
+      <w:r>
+        <w:rPr>
+          <w:lang w:val="en-US"/>
+        </w:rPr>
+        <w:t>cd</w:t>
+      </w:r>
+      <w:proofErr w:type="gramStart"/>
+      <w:r>
+        <w:rPr>
+          <w:lang w:val="en-US"/>
+        </w:rPr>
+        <w:t xml:space="preserve"> ..</w:t>
+      </w:r>
+      <w:proofErr w:type="gramEnd"/>
+      <w:r>
+        <w:rPr>
+          <w:lang w:val="en-US"/>
+        </w:rPr>
+        <w:t>/</w:t>
+      </w:r>
+    </w:p>
+    <w:p>
+      <w:pPr>
+        <w:rPr>
+          <w:lang w:val="en-US"/>
+        </w:rPr>
+      </w:pPr>
+      <w:r>
+        <w:rPr>
+          <w:lang w:val="en-US"/>
+        </w:rPr>
+        <w:t>cd</w:t>
+      </w:r>
       <w:r>
         <w:rPr>
           <w:lang w:val="en-US"/>
@@ -378,32 +964,37 @@
         <w:rPr>
           <w:lang w:val="en-US"/>
         </w:rPr>
-        <w:t>1097</w:t>
-      </w:r>
-    </w:p>
-    <w:p>
-      <w:pPr>
-        <w:rPr>
-          <w:lang w:val="en-US"/>
-        </w:rPr>
-      </w:pPr>
-      <w:r>
-        <w:rPr>
-          <w:lang w:val="en-US"/>
-        </w:rPr>
-        <w:t>cd</w:t>
-      </w:r>
-      <w:r>
-        <w:rPr>
-          <w:lang w:val="en-US"/>
-        </w:rPr>
-        <w:t xml:space="preserve"> /</w:t>
-      </w:r>
-      <w:r>
-        <w:rPr>
-          <w:lang w:val="en-US"/>
-        </w:rPr>
-        <w:t>var</w:t>
+        <w:t>chat</w:t>
+      </w:r>
+      <w:r>
+        <w:rPr>
+          <w:lang w:val="en-US"/>
+        </w:rPr>
+        <w:t>_</w:t>
+      </w:r>
+      <w:r>
+        <w:rPr>
+          <w:lang w:val="en-US"/>
+        </w:rPr>
+        <w:t>manager</w:t>
+      </w:r>
+      <w:r>
+        <w:rPr>
+          <w:lang w:val="en-US"/>
+        </w:rPr>
+        <w:t>_</w:t>
+      </w:r>
+      <w:r>
+        <w:rPr>
+          <w:lang w:val="en-US"/>
+        </w:rPr>
+        <w:t>aiogram</w:t>
+      </w:r>
+      <w:r>
+        <w:rPr>
+          <w:lang w:val="en-US"/>
+        </w:rPr>
+        <w:t>3</w:t>
       </w:r>
       <w:r>
         <w:rPr>
@@ -411,371 +1002,53 @@
         </w:rPr>
         <w:t>/</w:t>
       </w:r>
-      <w:r>
-        <w:rPr>
-          <w:lang w:val="en-US"/>
-        </w:rPr>
-        <w:t>www</w:t>
-      </w:r>
-      <w:r>
-        <w:rPr>
-          <w:lang w:val="en-US"/>
-        </w:rPr>
-        <w:t>/</w:t>
-      </w:r>
-      <w:r>
-        <w:rPr>
-          <w:lang w:val="en-US"/>
-        </w:rPr>
-        <w:t>ezh</w:t>
-      </w:r>
-      <w:r>
-        <w:rPr>
-          <w:lang w:val="en-US"/>
-        </w:rPr>
-        <w:t>-</w:t>
-      </w:r>
-      <w:r>
-        <w:rPr>
-          <w:lang w:val="en-US"/>
-        </w:rPr>
-        <w:t>dev</w:t>
-      </w:r>
-      <w:r>
-        <w:rPr>
-          <w:lang w:val="en-US"/>
-        </w:rPr>
-        <w:t>.</w:t>
-      </w:r>
-      <w:r>
-        <w:rPr>
-          <w:lang w:val="en-US"/>
-        </w:rPr>
-        <w:t>ru</w:t>
-      </w:r>
-      <w:r>
-        <w:rPr>
-          <w:lang w:val="en-US"/>
-        </w:rPr>
-        <w:t>/</w:t>
-      </w:r>
-      <w:r>
-        <w:rPr>
-          <w:lang w:val="en-US"/>
-        </w:rPr>
-        <w:t>chat</w:t>
-      </w:r>
-      <w:r>
-        <w:rPr>
-          <w:lang w:val="en-US"/>
-        </w:rPr>
-        <w:t>_</w:t>
-      </w:r>
-      <w:r>
-        <w:rPr>
-          <w:lang w:val="en-US"/>
-        </w:rPr>
-        <w:t>manager</w:t>
-      </w:r>
-      <w:r>
-        <w:rPr>
-          <w:lang w:val="en-US"/>
-        </w:rPr>
-        <w:t>_</w:t>
-      </w:r>
-      <w:r>
-        <w:rPr>
-          <w:lang w:val="en-US"/>
-        </w:rPr>
-        <w:t>aiogram</w:t>
-      </w:r>
-      <w:r>
-        <w:rPr>
-          <w:lang w:val="en-US"/>
-        </w:rPr>
-        <w:t>3</w:t>
-      </w:r>
-    </w:p>
-    <w:p>
-      <w:pPr>
-        <w:rPr>
-          <w:lang w:val="en-US"/>
-        </w:rPr>
-      </w:pPr>
-      <w:r>
-        <w:rPr>
-          <w:lang w:val="en-US"/>
-        </w:rPr>
-        <w:t>source venv/bin/activate</w:t>
-      </w:r>
-    </w:p>
-    <w:p>
-      <w:pPr>
-        <w:rPr>
-          <w:lang w:val="en-US"/>
-        </w:rPr>
-      </w:pPr>
-      <w:r>
-        <w:rPr>
-          <w:lang w:val="en-US"/>
-        </w:rPr>
-        <w:t xml:space="preserve">nohup  </w:t>
-      </w:r>
-      <w:r>
-        <w:rPr>
-          <w:lang w:val="en-US"/>
-        </w:rPr>
-        <w:t>python3 main/main_bot.py</w:t>
-      </w:r>
-      <w:r>
-        <w:rPr>
-          <w:lang w:val="en-US"/>
-        </w:rPr>
-        <w:t xml:space="preserve"> &amp;</w:t>
-      </w:r>
-    </w:p>
-    <w:p>
-      <w:pPr>
-        <w:rPr>
-          <w:lang w:val="en-US"/>
-        </w:rPr>
-      </w:pPr>
-      <w:r>
-        <w:rPr>
-          <w:lang w:val="en-US"/>
-        </w:rPr>
-        <w:t xml:space="preserve">nohup </w:t>
-      </w:r>
-      <w:r>
-        <w:rPr>
-          <w:lang w:val="en-US"/>
-        </w:rPr>
-        <w:t xml:space="preserve">python3 </w:t>
-      </w:r>
-      <w:r>
-        <w:rPr>
-          <w:lang w:val="en-US"/>
-        </w:rPr>
-        <w:t>admin</w:t>
-      </w:r>
-      <w:r>
-        <w:rPr>
-          <w:lang w:val="en-US"/>
-        </w:rPr>
-        <w:t>/</w:t>
-      </w:r>
-      <w:r>
-        <w:rPr>
-          <w:lang w:val="en-US"/>
-        </w:rPr>
-        <w:t>admin</w:t>
-      </w:r>
-      <w:r>
-        <w:rPr>
-          <w:lang w:val="en-US"/>
-        </w:rPr>
-        <w:t>_bot.py</w:t>
-      </w:r>
-      <w:r>
-        <w:rPr>
-          <w:lang w:val="en-US"/>
-        </w:rPr>
-        <w:t xml:space="preserve"> &amp;</w:t>
-      </w:r>
-    </w:p>
-    <w:p>
-      <w:pPr>
-        <w:rPr>
-          <w:lang w:val="en-US"/>
-        </w:rPr>
-      </w:pPr>
-      <w:r>
-        <w:rPr>
-          <w:lang w:val="en-US"/>
-        </w:rPr>
-        <w:t xml:space="preserve">nohup  </w:t>
-      </w:r>
-      <w:r>
-        <w:rPr>
-          <w:lang w:val="en-US"/>
-        </w:rPr>
-        <w:t>python3 new_chat_mem_dir/bot_fot_new_chat_member.py</w:t>
-      </w:r>
-      <w:r>
-        <w:rPr>
-          <w:lang w:val="en-US"/>
-        </w:rPr>
-        <w:t xml:space="preserve"> &amp;</w:t>
-      </w:r>
-    </w:p>
-    <w:p>
-      <w:pPr>
-        <w:rPr>
-          <w:lang w:val="en-US"/>
-        </w:rPr>
-      </w:pPr>
-      <w:r>
-        <w:rPr>
-          <w:lang w:val="en-US"/>
-        </w:rPr>
-        <w:t>cd ../</w:t>
-      </w:r>
-    </w:p>
-    <w:p>
-      <w:pPr>
-        <w:rPr>
-          <w:lang w:val="en-US"/>
-        </w:rPr>
-      </w:pPr>
-      <w:r>
-        <w:rPr>
-          <w:lang w:val="en-US"/>
-        </w:rPr>
-        <w:t>cd saver_bot/</w:t>
-      </w:r>
-      <w:r>
-        <w:rPr>
-          <w:lang w:val="en-US"/>
-        </w:rPr>
-        <w:t xml:space="preserve"> </w:t>
-      </w:r>
-    </w:p>
-    <w:p>
-      <w:pPr>
-        <w:rPr>
-          <w:lang w:val="en-US"/>
-        </w:rPr>
-      </w:pPr>
-      <w:r>
-        <w:rPr>
-          <w:lang w:val="en-US"/>
-        </w:rPr>
-        <w:t>source venv/bin/activate</w:t>
-      </w:r>
-    </w:p>
-    <w:p>
-      <w:pPr>
-        <w:rPr>
-          <w:lang w:val="en-US"/>
-        </w:rPr>
-      </w:pPr>
-      <w:r>
-        <w:rPr>
-          <w:lang w:val="en-US"/>
-        </w:rPr>
-        <w:t xml:space="preserve">nohup  </w:t>
-      </w:r>
-      <w:r>
-        <w:rPr>
-          <w:lang w:val="en-US"/>
-        </w:rPr>
-        <w:t xml:space="preserve">python3 </w:t>
-      </w:r>
-      <w:r>
-        <w:rPr>
-          <w:lang w:val="en-US"/>
-        </w:rPr>
-        <w:t>main/main.py &amp;</w:t>
-      </w:r>
-    </w:p>
-    <w:p>
-      <w:pPr>
-        <w:rPr>
-          <w:lang w:val="en-US"/>
-        </w:rPr>
-      </w:pPr>
-      <w:r>
-        <w:rPr>
-          <w:lang w:val="en-US"/>
-        </w:rPr>
-        <w:t>cd ../</w:t>
-      </w:r>
-    </w:p>
-    <w:p>
-      <w:pPr>
-        <w:rPr>
-          <w:lang w:val="en-US"/>
-        </w:rPr>
-      </w:pPr>
-      <w:r>
-        <w:rPr>
-          <w:lang w:val="en-US"/>
-        </w:rPr>
-        <w:t>cd</w:t>
-      </w:r>
-      <w:r>
-        <w:rPr>
-          <w:lang w:val="en-US"/>
-        </w:rPr>
-        <w:t xml:space="preserve"> </w:t>
-      </w:r>
-      <w:r>
-        <w:rPr>
-          <w:lang w:val="en-US"/>
-        </w:rPr>
-        <w:t>chat</w:t>
-      </w:r>
-      <w:r>
-        <w:rPr>
-          <w:lang w:val="en-US"/>
-        </w:rPr>
-        <w:t>_</w:t>
-      </w:r>
-      <w:r>
-        <w:rPr>
-          <w:lang w:val="en-US"/>
-        </w:rPr>
-        <w:t>manager</w:t>
-      </w:r>
-      <w:r>
-        <w:rPr>
-          <w:lang w:val="en-US"/>
-        </w:rPr>
-        <w:t>_</w:t>
-      </w:r>
-      <w:r>
-        <w:rPr>
-          <w:lang w:val="en-US"/>
-        </w:rPr>
-        <w:t>aiogram</w:t>
-      </w:r>
-      <w:r>
-        <w:rPr>
-          <w:lang w:val="en-US"/>
-        </w:rPr>
-        <w:t>3</w:t>
-      </w:r>
-      <w:r>
-        <w:rPr>
-          <w:lang w:val="en-US"/>
-        </w:rPr>
-        <w:t>/</w:t>
-      </w:r>
-    </w:p>
-    <w:p>
-      <w:pPr>
-        <w:rPr>
-          <w:lang w:val="en-US"/>
-        </w:rPr>
-      </w:pPr>
-      <w:r>
-        <w:rPr>
-          <w:lang w:val="en-US"/>
-        </w:rPr>
-        <w:t>source venv/bin/activate</w:t>
-      </w:r>
-    </w:p>
-    <w:p>
-      <w:pPr>
-        <w:rPr>
-          <w:lang w:val="en-US"/>
-        </w:rPr>
-      </w:pPr>
-      <w:r>
-        <w:rPr>
-          <w:lang w:val="en-US"/>
-        </w:rPr>
-        <w:t>nohup python3 api.py &amp;</w:t>
+    </w:p>
+    <w:p>
+      <w:pPr>
+        <w:rPr>
+          <w:lang w:val="en-US"/>
+        </w:rPr>
+      </w:pPr>
+      <w:r>
+        <w:rPr>
+          <w:lang w:val="en-US"/>
+        </w:rPr>
+        <w:t xml:space="preserve">source </w:t>
+      </w:r>
+      <w:proofErr w:type="spellStart"/>
+      <w:r>
+        <w:rPr>
+          <w:lang w:val="en-US"/>
+        </w:rPr>
+        <w:t>venv</w:t>
+      </w:r>
+      <w:proofErr w:type="spellEnd"/>
+      <w:r>
+        <w:rPr>
+          <w:lang w:val="en-US"/>
+        </w:rPr>
+        <w:t>/bin/activate</w:t>
+      </w:r>
+    </w:p>
+    <w:p>
+      <w:pPr>
+        <w:rPr>
+          <w:lang w:val="en-US"/>
+        </w:rPr>
+      </w:pPr>
+      <w:proofErr w:type="spellStart"/>
+      <w:r>
+        <w:rPr>
+          <w:lang w:val="en-US"/>
+        </w:rPr>
+        <w:t>nohup</w:t>
+      </w:r>
+      <w:proofErr w:type="spellEnd"/>
+      <w:r>
+        <w:rPr>
+          <w:lang w:val="en-US"/>
+        </w:rPr>
+        <w:t xml:space="preserve"> python3 api.py &amp;</w:t>
       </w:r>
     </w:p>
     <w:p>
@@ -1216,7 +1489,7 @@
   <w:style w:type="paragraph" w:default="1" w:styleId="a">
     <w:name w:val="Normal"/>
     <w:qFormat/>
-    <w:rsid w:val="00B612B9"/>
+    <w:rsid w:val="0052198F"/>
   </w:style>
   <w:style w:type="paragraph" w:styleId="1">
     <w:name w:val="heading 1"/>

--- a/startsbots.docx
+++ b/startsbots.docx
@@ -91,84 +91,151 @@
     </w:p>
     <w:p>
       <w:pPr>
-        <w:rPr>
-          <w:lang w:val="en-US"/>
-        </w:rPr>
-      </w:pPr>
-      <w:r>
-        <w:rPr>
-          <w:lang w:val="en-US"/>
-        </w:rPr>
-        <w:t>1021</w:t>
-      </w:r>
-    </w:p>
-    <w:p>
-      <w:pPr>
-        <w:rPr>
-          <w:lang w:val="en-US"/>
-        </w:rPr>
-      </w:pPr>
-    </w:p>
-    <w:p>
-      <w:pPr>
-        <w:rPr>
-          <w:lang w:val="en-US"/>
-        </w:rPr>
-      </w:pPr>
-      <w:r>
-        <w:rPr>
-          <w:lang w:val="en-US"/>
-        </w:rPr>
-        <w:t xml:space="preserve">cd </w:t>
-      </w:r>
-      <w:r>
-        <w:rPr>
-          <w:lang w:val="en-US"/>
-        </w:rPr>
-        <w:t>/var/www/ezh-dev.ru/chat_manager_aiogram3</w:t>
-      </w:r>
-    </w:p>
-    <w:p>
-      <w:pPr>
-        <w:rPr>
-          <w:lang w:val="en-US"/>
-        </w:rPr>
-      </w:pPr>
-      <w:r>
-        <w:rPr>
-          <w:lang w:val="en-US"/>
-        </w:rPr>
-        <w:t xml:space="preserve">source </w:t>
-      </w:r>
-      <w:proofErr w:type="spellStart"/>
-      <w:r>
-        <w:rPr>
-          <w:lang w:val="en-US"/>
-        </w:rPr>
-        <w:t>venv</w:t>
-      </w:r>
-      <w:proofErr w:type="spellEnd"/>
-      <w:r>
-        <w:rPr>
-          <w:lang w:val="en-US"/>
-        </w:rPr>
-        <w:t>/bin/activate</w:t>
-      </w:r>
-    </w:p>
-    <w:p>
-      <w:pPr>
         <w:pBdr>
           <w:bottom w:val="single" w:sz="6" w:space="1" w:color="auto"/>
         </w:pBdr>
-        <w:rPr>
-          <w:lang w:val="en-US"/>
-        </w:rPr>
-      </w:pPr>
+      </w:pPr>
+      <w:r>
+        <w:rPr>
+          <w:lang w:val="en-US"/>
+        </w:rPr>
+        <w:t>3719</w:t>
+      </w:r>
+    </w:p>
+    <w:p/>
+    <w:p>
+      <w:r>
+        <w:rPr>
+          <w:lang w:val="en-US"/>
+        </w:rPr>
+        <w:t>cd</w:t>
+      </w:r>
+      <w:r>
+        <w:t xml:space="preserve"> </w:t>
+      </w:r>
+      <w:r>
+        <w:t>/</w:t>
+      </w:r>
+      <w:r>
+        <w:rPr>
+          <w:lang w:val="en-US"/>
+        </w:rPr>
+        <w:t>var</w:t>
+      </w:r>
+      <w:r>
+        <w:t>/</w:t>
+      </w:r>
+      <w:r>
+        <w:rPr>
+          <w:lang w:val="en-US"/>
+        </w:rPr>
+        <w:t>www</w:t>
+      </w:r>
+      <w:r>
+        <w:t>/</w:t>
+      </w:r>
       <w:proofErr w:type="spellStart"/>
       <w:r>
         <w:rPr>
           <w:lang w:val="en-US"/>
         </w:rPr>
+        <w:t>ezh</w:t>
+      </w:r>
+      <w:proofErr w:type="spellEnd"/>
+      <w:r>
+        <w:t>-</w:t>
+      </w:r>
+      <w:r>
+        <w:rPr>
+          <w:lang w:val="en-US"/>
+        </w:rPr>
+        <w:t>dev</w:t>
+      </w:r>
+      <w:r>
+        <w:t>.</w:t>
+      </w:r>
+      <w:proofErr w:type="spellStart"/>
+      <w:r>
+        <w:rPr>
+          <w:lang w:val="en-US"/>
+        </w:rPr>
+        <w:t>ru</w:t>
+      </w:r>
+      <w:proofErr w:type="spellEnd"/>
+      <w:r>
+        <w:t>/</w:t>
+      </w:r>
+      <w:r>
+        <w:rPr>
+          <w:lang w:val="en-US"/>
+        </w:rPr>
+        <w:t>chat</w:t>
+      </w:r>
+      <w:r>
+        <w:t>_</w:t>
+      </w:r>
+      <w:r>
+        <w:rPr>
+          <w:lang w:val="en-US"/>
+        </w:rPr>
+        <w:t>manager</w:t>
+      </w:r>
+      <w:r>
+        <w:t>_</w:t>
+      </w:r>
+      <w:proofErr w:type="spellStart"/>
+      <w:r>
+        <w:rPr>
+          <w:lang w:val="en-US"/>
+        </w:rPr>
+        <w:t>aiogram</w:t>
+      </w:r>
+      <w:proofErr w:type="spellEnd"/>
+      <w:r>
+        <w:t>3</w:t>
+      </w:r>
+    </w:p>
+    <w:p>
+      <w:pPr>
+        <w:rPr>
+          <w:lang w:val="en-US"/>
+        </w:rPr>
+      </w:pPr>
+      <w:r>
+        <w:rPr>
+          <w:lang w:val="en-US"/>
+        </w:rPr>
+        <w:t xml:space="preserve">source </w:t>
+      </w:r>
+      <w:proofErr w:type="spellStart"/>
+      <w:r>
+        <w:rPr>
+          <w:lang w:val="en-US"/>
+        </w:rPr>
+        <w:t>venv</w:t>
+      </w:r>
+      <w:proofErr w:type="spellEnd"/>
+      <w:r>
+        <w:rPr>
+          <w:lang w:val="en-US"/>
+        </w:rPr>
+        <w:t>/bin/activate</w:t>
+      </w:r>
+    </w:p>
+    <w:p>
+      <w:pPr>
+        <w:pBdr>
+          <w:bottom w:val="single" w:sz="6" w:space="1" w:color="auto"/>
+        </w:pBdr>
+        <w:rPr>
+          <w:lang w:val="en-US"/>
+        </w:rPr>
+      </w:pPr>
+      <w:proofErr w:type="spellStart"/>
+      <w:r>
+        <w:rPr>
+          <w:lang w:val="en-US"/>
+        </w:rPr>
         <w:t>nohup</w:t>
       </w:r>
       <w:proofErr w:type="spellEnd"/>
@@ -233,6 +300,9 @@
         <w:t xml:space="preserve">, </w:t>
       </w:r>
       <w:r>
+        <w:rPr>
+          <w:lang w:val="en-US"/>
+        </w:rPr>
         <w:t>1489</w:t>
       </w:r>
       <w:r>

--- a/startsbots.docx
+++ b/startsbots.docx
@@ -31,56 +31,26 @@
         <w:rPr>
           <w:lang w:val="en-US"/>
         </w:rPr>
-        <w:t xml:space="preserve">source </w:t>
-      </w:r>
-      <w:proofErr w:type="spellStart"/>
-      <w:r>
-        <w:rPr>
-          <w:lang w:val="en-US"/>
-        </w:rPr>
-        <w:t>venv</w:t>
-      </w:r>
-      <w:proofErr w:type="spellEnd"/>
-      <w:r>
-        <w:rPr>
-          <w:lang w:val="en-US"/>
-        </w:rPr>
-        <w:t>/bin/activate</w:t>
-      </w:r>
-    </w:p>
-    <w:p>
-      <w:pPr>
-        <w:rPr>
-          <w:lang w:val="en-US"/>
-        </w:rPr>
-      </w:pPr>
-      <w:proofErr w:type="spellStart"/>
-      <w:proofErr w:type="gramStart"/>
-      <w:r>
-        <w:rPr>
-          <w:lang w:val="en-US"/>
-        </w:rPr>
-        <w:t>nohup</w:t>
-      </w:r>
-      <w:proofErr w:type="spellEnd"/>
-      <w:r>
-        <w:rPr>
-          <w:lang w:val="en-US"/>
-        </w:rPr>
-        <w:t xml:space="preserve">  </w:t>
-      </w:r>
-      <w:r>
-        <w:rPr>
-          <w:lang w:val="en-US"/>
-        </w:rPr>
-        <w:t>python</w:t>
-      </w:r>
-      <w:proofErr w:type="gramEnd"/>
-      <w:r>
-        <w:rPr>
-          <w:lang w:val="en-US"/>
-        </w:rPr>
-        <w:t>3 main/main_bot.py</w:t>
+        <w:t>source venv/bin/activate</w:t>
+      </w:r>
+    </w:p>
+    <w:p>
+      <w:pPr>
+        <w:rPr>
+          <w:lang w:val="en-US"/>
+        </w:rPr>
+      </w:pPr>
+      <w:r>
+        <w:rPr>
+          <w:lang w:val="en-US"/>
+        </w:rPr>
+        <w:t xml:space="preserve">nohup  </w:t>
+      </w:r>
+      <w:r>
+        <w:rPr>
+          <w:lang w:val="en-US"/>
+        </w:rPr>
+        <w:t>python3 main/main_bot.py</w:t>
       </w:r>
       <w:r>
         <w:rPr>
@@ -96,14 +66,31 @@
         </w:pBdr>
       </w:pPr>
       <w:r>
-        <w:rPr>
-          <w:lang w:val="en-US"/>
-        </w:rPr>
-        <w:t>3719</w:t>
-      </w:r>
-    </w:p>
-    <w:p/>
-    <w:p>
+        <w:t>1</w:t>
+      </w:r>
+      <w:r>
+        <w:rPr>
+          <w:lang w:val="en-US"/>
+        </w:rPr>
+        <w:t>2</w:t>
+      </w:r>
+      <w:r>
+        <w:t>56</w:t>
+      </w:r>
+    </w:p>
+    <w:p>
+      <w:pPr>
+        <w:rPr>
+          <w:lang w:val="en-US"/>
+        </w:rPr>
+      </w:pPr>
+    </w:p>
+    <w:p>
+      <w:pPr>
+        <w:rPr>
+          <w:lang w:val="en-US"/>
+        </w:rPr>
+      </w:pPr>
       <w:r>
         <w:rPr>
           <w:lang w:val="en-US"/>
@@ -111,9 +98,15 @@
         <w:t>cd</w:t>
       </w:r>
       <w:r>
+        <w:rPr>
+          <w:lang w:val="en-US"/>
+        </w:rPr>
         <w:t xml:space="preserve"> </w:t>
       </w:r>
       <w:r>
+        <w:rPr>
+          <w:lang w:val="en-US"/>
+        </w:rPr>
         <w:t>/</w:t>
       </w:r>
       <w:r>
@@ -123,6 +116,9 @@
         <w:t>var</w:t>
       </w:r>
       <w:r>
+        <w:rPr>
+          <w:lang w:val="en-US"/>
+        </w:rPr>
         <w:t>/</w:t>
       </w:r>
       <w:r>
@@ -132,17 +128,21 @@
         <w:t>www</w:t>
       </w:r>
       <w:r>
+        <w:rPr>
+          <w:lang w:val="en-US"/>
+        </w:rPr>
         <w:t>/</w:t>
       </w:r>
-      <w:proofErr w:type="spellStart"/>
       <w:r>
         <w:rPr>
           <w:lang w:val="en-US"/>
         </w:rPr>
         <w:t>ezh</w:t>
       </w:r>
-      <w:proofErr w:type="spellEnd"/>
-      <w:r>
+      <w:r>
+        <w:rPr>
+          <w:lang w:val="en-US"/>
+        </w:rPr>
         <w:t>-</w:t>
       </w:r>
       <w:r>
@@ -152,17 +152,21 @@
         <w:t>dev</w:t>
       </w:r>
       <w:r>
+        <w:rPr>
+          <w:lang w:val="en-US"/>
+        </w:rPr>
         <w:t>.</w:t>
       </w:r>
-      <w:proofErr w:type="spellStart"/>
       <w:r>
         <w:rPr>
           <w:lang w:val="en-US"/>
         </w:rPr>
         <w:t>ru</w:t>
       </w:r>
-      <w:proofErr w:type="spellEnd"/>
-      <w:r>
+      <w:r>
+        <w:rPr>
+          <w:lang w:val="en-US"/>
+        </w:rPr>
         <w:t>/</w:t>
       </w:r>
       <w:r>
@@ -172,6 +176,9 @@
         <w:t>chat</w:t>
       </w:r>
       <w:r>
+        <w:rPr>
+          <w:lang w:val="en-US"/>
+        </w:rPr>
         <w:t>_</w:t>
       </w:r>
       <w:r>
@@ -181,17 +188,21 @@
         <w:t>manager</w:t>
       </w:r>
       <w:r>
+        <w:rPr>
+          <w:lang w:val="en-US"/>
+        </w:rPr>
         <w:t>_</w:t>
       </w:r>
-      <w:proofErr w:type="spellStart"/>
       <w:r>
         <w:rPr>
           <w:lang w:val="en-US"/>
         </w:rPr>
         <w:t>aiogram</w:t>
       </w:r>
-      <w:proofErr w:type="spellEnd"/>
-      <w:r>
+      <w:r>
+        <w:rPr>
+          <w:lang w:val="en-US"/>
+        </w:rPr>
         <w:t>3</w:t>
       </w:r>
     </w:p>
@@ -205,21 +216,7 @@
         <w:rPr>
           <w:lang w:val="en-US"/>
         </w:rPr>
-        <w:t xml:space="preserve">source </w:t>
-      </w:r>
-      <w:proofErr w:type="spellStart"/>
-      <w:r>
-        <w:rPr>
-          <w:lang w:val="en-US"/>
-        </w:rPr>
-        <w:t>venv</w:t>
-      </w:r>
-      <w:proofErr w:type="spellEnd"/>
-      <w:r>
-        <w:rPr>
-          <w:lang w:val="en-US"/>
-        </w:rPr>
-        <w:t>/bin/activate</w:t>
+        <w:t>source venv/bin/activate</w:t>
       </w:r>
     </w:p>
     <w:p>
@@ -231,14 +228,48 @@
           <w:lang w:val="en-US"/>
         </w:rPr>
       </w:pPr>
-      <w:proofErr w:type="spellStart"/>
-      <w:r>
-        <w:rPr>
-          <w:lang w:val="en-US"/>
-        </w:rPr>
-        <w:t>nohup</w:t>
-      </w:r>
-      <w:proofErr w:type="spellEnd"/>
+      <w:r>
+        <w:rPr>
+          <w:lang w:val="en-US"/>
+        </w:rPr>
+        <w:t xml:space="preserve">nohup </w:t>
+      </w:r>
+      <w:r>
+        <w:rPr>
+          <w:lang w:val="en-US"/>
+        </w:rPr>
+        <w:t xml:space="preserve">python3 </w:t>
+      </w:r>
+      <w:r>
+        <w:rPr>
+          <w:lang w:val="en-US"/>
+        </w:rPr>
+        <w:t>admin</w:t>
+      </w:r>
+      <w:r>
+        <w:rPr>
+          <w:lang w:val="en-US"/>
+        </w:rPr>
+        <w:t>/</w:t>
+      </w:r>
+      <w:r>
+        <w:rPr>
+          <w:lang w:val="en-US"/>
+        </w:rPr>
+        <w:t>admin</w:t>
+      </w:r>
+      <w:r>
+        <w:rPr>
+          <w:lang w:val="en-US"/>
+        </w:rPr>
+        <w:t>_bot.py</w:t>
+      </w:r>
+      <w:r>
+        <w:rPr>
+          <w:lang w:val="en-US"/>
+        </w:rPr>
+        <w:t xml:space="preserve"> &amp;</w:t>
+      </w:r>
       <w:r>
         <w:rPr>
           <w:lang w:val="en-US"/>
@@ -249,49 +280,25 @@
         <w:rPr>
           <w:lang w:val="en-US"/>
         </w:rPr>
-        <w:t xml:space="preserve">python3 </w:t>
-      </w:r>
-      <w:r>
-        <w:rPr>
-          <w:lang w:val="en-US"/>
-        </w:rPr>
-        <w:t>admin</w:t>
-      </w:r>
-      <w:r>
-        <w:rPr>
-          <w:lang w:val="en-US"/>
-        </w:rPr>
-        <w:t>/</w:t>
-      </w:r>
-      <w:r>
-        <w:rPr>
-          <w:lang w:val="en-US"/>
-        </w:rPr>
-        <w:t>admin</w:t>
-      </w:r>
-      <w:r>
-        <w:rPr>
-          <w:lang w:val="en-US"/>
-        </w:rPr>
-        <w:t>_bot.py</w:t>
-      </w:r>
-      <w:r>
-        <w:rPr>
-          <w:lang w:val="en-US"/>
-        </w:rPr>
-        <w:t xml:space="preserve"> &amp;</w:t>
-      </w:r>
-      <w:r>
-        <w:rPr>
-          <w:lang w:val="en-US"/>
-        </w:rPr>
-        <w:t xml:space="preserve"> </w:t>
-      </w:r>
-      <w:r>
-        <w:rPr>
-          <w:lang w:val="en-US"/>
-        </w:rPr>
-        <w:t>1487</w:t>
+        <w:t>1</w:t>
+      </w:r>
+      <w:r>
+        <w:rPr>
+          <w:lang w:val="en-US"/>
+        </w:rPr>
+        <w:t>2</w:t>
+      </w:r>
+      <w:r>
+        <w:rPr>
+          <w:lang w:val="en-US"/>
+        </w:rPr>
+        <w:t>5</w:t>
+      </w:r>
+      <w:r>
+        <w:rPr>
+          <w:lang w:val="en-US"/>
+        </w:rPr>
+        <w:t>7</w:t>
       </w:r>
       <w:r>
         <w:rPr>
@@ -303,7 +310,7 @@
         <w:rPr>
           <w:lang w:val="en-US"/>
         </w:rPr>
-        <w:t>1489</w:t>
+        <w:t>1597</w:t>
       </w:r>
       <w:r>
         <w:rPr>
@@ -357,29 +364,24 @@
     </w:p>
     <w:p>
       <w:pPr>
-        <w:rPr>
-          <w:lang w:val="en-US"/>
-        </w:rPr>
-      </w:pPr>
-      <w:r>
-        <w:rPr>
-          <w:lang w:val="en-US"/>
-        </w:rPr>
-        <w:t xml:space="preserve">source </w:t>
-      </w:r>
-      <w:proofErr w:type="spellStart"/>
-      <w:r>
-        <w:rPr>
-          <w:lang w:val="en-US"/>
-        </w:rPr>
-        <w:t>venv</w:t>
-      </w:r>
-      <w:proofErr w:type="spellEnd"/>
-      <w:r>
-        <w:rPr>
-          <w:lang w:val="en-US"/>
-        </w:rPr>
-        <w:t>/bin/activate</w:t>
+        <w:tabs>
+          <w:tab w:val="left" w:pos="6705"/>
+        </w:tabs>
+        <w:rPr>
+          <w:lang w:val="en-US"/>
+        </w:rPr>
+      </w:pPr>
+      <w:r>
+        <w:rPr>
+          <w:lang w:val="en-US"/>
+        </w:rPr>
+        <w:t>source venv/bin/activate</w:t>
+      </w:r>
+      <w:r>
+        <w:rPr>
+          <w:lang w:val="en-US"/>
+        </w:rPr>
+        <w:tab/>
       </w:r>
     </w:p>
     <w:p>
@@ -391,33 +393,17 @@
           <w:lang w:val="en-US"/>
         </w:rPr>
       </w:pPr>
-      <w:proofErr w:type="spellStart"/>
-      <w:proofErr w:type="gramStart"/>
-      <w:r>
-        <w:rPr>
-          <w:lang w:val="en-US"/>
-        </w:rPr>
-        <w:t>nohup</w:t>
-      </w:r>
-      <w:proofErr w:type="spellEnd"/>
-      <w:r>
-        <w:rPr>
-          <w:lang w:val="en-US"/>
-        </w:rPr>
-        <w:t xml:space="preserve">  </w:t>
-      </w:r>
-      <w:r>
-        <w:rPr>
-          <w:lang w:val="en-US"/>
-        </w:rPr>
-        <w:t>python</w:t>
-      </w:r>
-      <w:proofErr w:type="gramEnd"/>
-      <w:r>
-        <w:rPr>
-          <w:lang w:val="en-US"/>
-        </w:rPr>
-        <w:t>3 new_chat_mem_dir/bot_fot_new_chat_member.py</w:t>
+      <w:r>
+        <w:rPr>
+          <w:lang w:val="en-US"/>
+        </w:rPr>
+        <w:t xml:space="preserve">nohup  </w:t>
+      </w:r>
+      <w:r>
+        <w:rPr>
+          <w:lang w:val="en-US"/>
+        </w:rPr>
+        <w:t>python3 new_chat_mem_dir/bot_fot_new_chat_member.py</w:t>
       </w:r>
       <w:r>
         <w:rPr>
@@ -435,7 +421,7 @@
         <w:rPr>
           <w:lang w:val="en-US"/>
         </w:rPr>
-        <w:t>1023</w:t>
+        <w:t>1563</w:t>
       </w:r>
     </w:p>
     <w:p>
@@ -464,60 +450,36 @@
         </w:rPr>
         <w:t xml:space="preserve">cd </w:t>
       </w:r>
-      <w:proofErr w:type="spellStart"/>
       <w:r>
         <w:rPr>
           <w:lang w:val="en-US"/>
         </w:rPr>
         <w:t>python_src</w:t>
       </w:r>
-      <w:proofErr w:type="spellEnd"/>
       <w:r>
         <w:rPr>
           <w:lang w:val="en-US"/>
         </w:rPr>
         <w:t>/</w:t>
       </w:r>
-      <w:proofErr w:type="spellStart"/>
-      <w:r>
-        <w:rPr>
-          <w:lang w:val="en-US"/>
-        </w:rPr>
-        <w:t>saver_bot</w:t>
-      </w:r>
-      <w:proofErr w:type="spellEnd"/>
-      <w:r>
-        <w:rPr>
-          <w:lang w:val="en-US"/>
-        </w:rPr>
-        <w:t>/</w:t>
-      </w:r>
-    </w:p>
-    <w:p>
-      <w:pPr>
-        <w:rPr>
-          <w:lang w:val="en-US"/>
-        </w:rPr>
-      </w:pPr>
-      <w:r>
-        <w:rPr>
-          <w:lang w:val="en-US"/>
-        </w:rPr>
-        <w:t xml:space="preserve">source </w:t>
-      </w:r>
-      <w:proofErr w:type="spellStart"/>
-      <w:r>
-        <w:rPr>
-          <w:lang w:val="en-US"/>
-        </w:rPr>
-        <w:t>venv</w:t>
-      </w:r>
-      <w:proofErr w:type="spellEnd"/>
-      <w:r>
-        <w:rPr>
-          <w:lang w:val="en-US"/>
-        </w:rPr>
-        <w:t>/bin/activate</w:t>
+      <w:r>
+        <w:rPr>
+          <w:lang w:val="en-US"/>
+        </w:rPr>
+        <w:t>saver_bot/</w:t>
+      </w:r>
+    </w:p>
+    <w:p>
+      <w:pPr>
+        <w:rPr>
+          <w:lang w:val="en-US"/>
+        </w:rPr>
+      </w:pPr>
+      <w:r>
+        <w:rPr>
+          <w:lang w:val="en-US"/>
+        </w:rPr>
+        <w:t>source venv/bin/activate</w:t>
       </w:r>
     </w:p>
     <w:p>
@@ -529,33 +491,17 @@
           <w:lang w:val="en-US"/>
         </w:rPr>
       </w:pPr>
-      <w:proofErr w:type="spellStart"/>
-      <w:proofErr w:type="gramStart"/>
-      <w:r>
-        <w:rPr>
-          <w:lang w:val="en-US"/>
-        </w:rPr>
-        <w:t>nohup</w:t>
-      </w:r>
-      <w:proofErr w:type="spellEnd"/>
-      <w:r>
-        <w:rPr>
-          <w:lang w:val="en-US"/>
-        </w:rPr>
-        <w:t xml:space="preserve">  </w:t>
-      </w:r>
-      <w:r>
-        <w:rPr>
-          <w:lang w:val="en-US"/>
-        </w:rPr>
-        <w:t>python</w:t>
-      </w:r>
-      <w:proofErr w:type="gramEnd"/>
-      <w:r>
-        <w:rPr>
-          <w:lang w:val="en-US"/>
-        </w:rPr>
-        <w:t xml:space="preserve">3 </w:t>
+      <w:r>
+        <w:rPr>
+          <w:lang w:val="en-US"/>
+        </w:rPr>
+        <w:t xml:space="preserve">nohup  </w:t>
+      </w:r>
+      <w:r>
+        <w:rPr>
+          <w:lang w:val="en-US"/>
+        </w:rPr>
+        <w:t xml:space="preserve">python3 </w:t>
       </w:r>
       <w:r>
         <w:rPr>
@@ -573,7 +519,25 @@
         <w:rPr>
           <w:lang w:val="en-US"/>
         </w:rPr>
-        <w:t>1024</w:t>
+        <w:t>1</w:t>
+      </w:r>
+      <w:r>
+        <w:rPr>
+          <w:lang w:val="en-US"/>
+        </w:rPr>
+        <w:t>2</w:t>
+      </w:r>
+      <w:r>
+        <w:rPr>
+          <w:lang w:val="en-US"/>
+        </w:rPr>
+        <w:t>5</w:t>
+      </w:r>
+      <w:r>
+        <w:rPr>
+          <w:lang w:val="en-US"/>
+        </w:rPr>
+        <w:t>9</w:t>
       </w:r>
     </w:p>
     <w:p>
@@ -701,56 +665,26 @@
         <w:rPr>
           <w:lang w:val="en-US"/>
         </w:rPr>
-        <w:t xml:space="preserve">source </w:t>
-      </w:r>
-      <w:proofErr w:type="spellStart"/>
-      <w:r>
-        <w:rPr>
-          <w:lang w:val="en-US"/>
-        </w:rPr>
-        <w:t>venv</w:t>
-      </w:r>
-      <w:proofErr w:type="spellEnd"/>
-      <w:r>
-        <w:rPr>
-          <w:lang w:val="en-US"/>
-        </w:rPr>
-        <w:t>/bin/activate</w:t>
-      </w:r>
-    </w:p>
-    <w:p>
-      <w:pPr>
-        <w:rPr>
-          <w:lang w:val="en-US"/>
-        </w:rPr>
-      </w:pPr>
-      <w:proofErr w:type="spellStart"/>
-      <w:proofErr w:type="gramStart"/>
-      <w:r>
-        <w:rPr>
-          <w:lang w:val="en-US"/>
-        </w:rPr>
-        <w:t>nohup</w:t>
-      </w:r>
-      <w:proofErr w:type="spellEnd"/>
-      <w:r>
-        <w:rPr>
-          <w:lang w:val="en-US"/>
-        </w:rPr>
-        <w:t xml:space="preserve">  </w:t>
-      </w:r>
-      <w:r>
-        <w:rPr>
-          <w:lang w:val="en-US"/>
-        </w:rPr>
-        <w:t>python</w:t>
-      </w:r>
-      <w:proofErr w:type="gramEnd"/>
-      <w:r>
-        <w:rPr>
-          <w:lang w:val="en-US"/>
-        </w:rPr>
-        <w:t>3 main/main_bot.py</w:t>
+        <w:t>source venv/bin/activate</w:t>
+      </w:r>
+    </w:p>
+    <w:p>
+      <w:pPr>
+        <w:rPr>
+          <w:lang w:val="en-US"/>
+        </w:rPr>
+      </w:pPr>
+      <w:r>
+        <w:rPr>
+          <w:lang w:val="en-US"/>
+        </w:rPr>
+        <w:t xml:space="preserve">nohup  </w:t>
+      </w:r>
+      <w:r>
+        <w:rPr>
+          <w:lang w:val="en-US"/>
+        </w:rPr>
+        <w:t>python3 main/main_bot.py</w:t>
       </w:r>
       <w:r>
         <w:rPr>
@@ -765,20 +699,131 @@
           <w:lang w:val="en-US"/>
         </w:rPr>
       </w:pPr>
-      <w:proofErr w:type="spellStart"/>
-      <w:r>
-        <w:rPr>
-          <w:lang w:val="en-US"/>
-        </w:rPr>
-        <w:t>nohup</w:t>
-      </w:r>
-      <w:proofErr w:type="spellEnd"/>
+      <w:r>
+        <w:rPr>
+          <w:lang w:val="en-US"/>
+        </w:rPr>
+        <w:t xml:space="preserve">nohup </w:t>
+      </w:r>
+      <w:r>
+        <w:rPr>
+          <w:lang w:val="en-US"/>
+        </w:rPr>
+        <w:t xml:space="preserve">python3 </w:t>
+      </w:r>
+      <w:r>
+        <w:rPr>
+          <w:lang w:val="en-US"/>
+        </w:rPr>
+        <w:t>admin</w:t>
+      </w:r>
+      <w:r>
+        <w:rPr>
+          <w:lang w:val="en-US"/>
+        </w:rPr>
+        <w:t>/</w:t>
+      </w:r>
+      <w:r>
+        <w:rPr>
+          <w:lang w:val="en-US"/>
+        </w:rPr>
+        <w:t>admin</w:t>
+      </w:r>
+      <w:r>
+        <w:rPr>
+          <w:lang w:val="en-US"/>
+        </w:rPr>
+        <w:t>_bot.py</w:t>
+      </w:r>
+      <w:r>
+        <w:rPr>
+          <w:lang w:val="en-US"/>
+        </w:rPr>
+        <w:t xml:space="preserve"> &amp;</w:t>
+      </w:r>
+    </w:p>
+    <w:p>
+      <w:pPr>
+        <w:rPr>
+          <w:lang w:val="en-US"/>
+        </w:rPr>
+      </w:pPr>
+      <w:r>
+        <w:rPr>
+          <w:lang w:val="en-US"/>
+        </w:rPr>
+        <w:t xml:space="preserve">nohup  </w:t>
+      </w:r>
+      <w:r>
+        <w:rPr>
+          <w:lang w:val="en-US"/>
+        </w:rPr>
+        <w:t>python3 new_chat_mem_dir/bot_fot_new_chat_member.py</w:t>
+      </w:r>
+      <w:r>
+        <w:rPr>
+          <w:lang w:val="en-US"/>
+        </w:rPr>
+        <w:t xml:space="preserve"> &amp;</w:t>
+      </w:r>
+    </w:p>
+    <w:p>
+      <w:pPr>
+        <w:rPr>
+          <w:lang w:val="en-US"/>
+        </w:rPr>
+      </w:pPr>
+      <w:r>
+        <w:rPr>
+          <w:lang w:val="en-US"/>
+        </w:rPr>
+        <w:t>cd ../</w:t>
+      </w:r>
+    </w:p>
+    <w:p>
+      <w:pPr>
+        <w:rPr>
+          <w:lang w:val="en-US"/>
+        </w:rPr>
+      </w:pPr>
+      <w:r>
+        <w:rPr>
+          <w:lang w:val="en-US"/>
+        </w:rPr>
+        <w:t>cd saver_bot/</w:t>
+      </w:r>
       <w:r>
         <w:rPr>
           <w:lang w:val="en-US"/>
         </w:rPr>
         <w:t xml:space="preserve"> </w:t>
       </w:r>
+    </w:p>
+    <w:p>
+      <w:pPr>
+        <w:rPr>
+          <w:lang w:val="en-US"/>
+        </w:rPr>
+      </w:pPr>
+      <w:r>
+        <w:rPr>
+          <w:lang w:val="en-US"/>
+        </w:rPr>
+        <w:t>source venv/bin/activate</w:t>
+      </w:r>
+    </w:p>
+    <w:p>
+      <w:pPr>
+        <w:rPr>
+          <w:lang w:val="en-US"/>
+        </w:rPr>
+      </w:pPr>
+      <w:r>
+        <w:rPr>
+          <w:lang w:val="en-US"/>
+        </w:rPr>
+        <w:t xml:space="preserve">nohup  </w:t>
+      </w:r>
       <w:r>
         <w:rPr>
           <w:lang w:val="en-US"/>
@@ -789,7 +834,75 @@
         <w:rPr>
           <w:lang w:val="en-US"/>
         </w:rPr>
-        <w:t>admin</w:t>
+        <w:t>main/main.py &amp;</w:t>
+      </w:r>
+    </w:p>
+    <w:p>
+      <w:pPr>
+        <w:rPr>
+          <w:lang w:val="en-US"/>
+        </w:rPr>
+      </w:pPr>
+      <w:r>
+        <w:rPr>
+          <w:lang w:val="en-US"/>
+        </w:rPr>
+        <w:t>cd ../</w:t>
+      </w:r>
+    </w:p>
+    <w:p>
+      <w:pPr>
+        <w:rPr>
+          <w:lang w:val="en-US"/>
+        </w:rPr>
+      </w:pPr>
+      <w:r>
+        <w:rPr>
+          <w:lang w:val="en-US"/>
+        </w:rPr>
+        <w:t>cd</w:t>
+      </w:r>
+      <w:r>
+        <w:rPr>
+          <w:lang w:val="en-US"/>
+        </w:rPr>
+        <w:t xml:space="preserve"> </w:t>
+      </w:r>
+      <w:r>
+        <w:rPr>
+          <w:lang w:val="en-US"/>
+        </w:rPr>
+        <w:t>chat</w:t>
+      </w:r>
+      <w:r>
+        <w:rPr>
+          <w:lang w:val="en-US"/>
+        </w:rPr>
+        <w:t>_</w:t>
+      </w:r>
+      <w:r>
+        <w:rPr>
+          <w:lang w:val="en-US"/>
+        </w:rPr>
+        <w:t>manager</w:t>
+      </w:r>
+      <w:r>
+        <w:rPr>
+          <w:lang w:val="en-US"/>
+        </w:rPr>
+        <w:t>_</w:t>
+      </w:r>
+      <w:r>
+        <w:rPr>
+          <w:lang w:val="en-US"/>
+        </w:rPr>
+        <w:t>aiogram</w:t>
+      </w:r>
+      <w:r>
+        <w:rPr>
+          <w:lang w:val="en-US"/>
+        </w:rPr>
+        <w:t>3</w:t>
       </w:r>
       <w:r>
         <w:rPr>
@@ -797,358 +910,108 @@
         </w:rPr>
         <w:t>/</w:t>
       </w:r>
-      <w:r>
-        <w:rPr>
-          <w:lang w:val="en-US"/>
-        </w:rPr>
-        <w:t>admin</w:t>
-      </w:r>
-      <w:r>
-        <w:rPr>
-          <w:lang w:val="en-US"/>
-        </w:rPr>
-        <w:t>_bot.py</w:t>
-      </w:r>
-      <w:r>
-        <w:rPr>
-          <w:lang w:val="en-US"/>
-        </w:rPr>
-        <w:t xml:space="preserve"> &amp;</w:t>
-      </w:r>
-    </w:p>
-    <w:p>
-      <w:pPr>
-        <w:rPr>
-          <w:lang w:val="en-US"/>
-        </w:rPr>
-      </w:pPr>
-      <w:proofErr w:type="spellStart"/>
-      <w:proofErr w:type="gramStart"/>
-      <w:r>
-        <w:rPr>
-          <w:lang w:val="en-US"/>
-        </w:rPr>
-        <w:t>nohup</w:t>
-      </w:r>
-      <w:proofErr w:type="spellEnd"/>
-      <w:r>
-        <w:rPr>
-          <w:lang w:val="en-US"/>
-        </w:rPr>
-        <w:t xml:space="preserve">  </w:t>
-      </w:r>
-      <w:r>
-        <w:rPr>
-          <w:lang w:val="en-US"/>
-        </w:rPr>
-        <w:t>python</w:t>
-      </w:r>
-      <w:proofErr w:type="gramEnd"/>
-      <w:r>
-        <w:rPr>
-          <w:lang w:val="en-US"/>
-        </w:rPr>
-        <w:t>3 new_chat_mem_dir/bot_fot_new_chat_member.py</w:t>
-      </w:r>
-      <w:r>
-        <w:rPr>
-          <w:lang w:val="en-US"/>
-        </w:rPr>
-        <w:t xml:space="preserve"> &amp;</w:t>
-      </w:r>
-    </w:p>
-    <w:p>
-      <w:pPr>
-        <w:rPr>
-          <w:lang w:val="en-US"/>
-        </w:rPr>
-      </w:pPr>
-      <w:r>
-        <w:rPr>
-          <w:lang w:val="en-US"/>
-        </w:rPr>
-        <w:t>cd</w:t>
-      </w:r>
-      <w:proofErr w:type="gramStart"/>
-      <w:r>
-        <w:rPr>
-          <w:lang w:val="en-US"/>
-        </w:rPr>
-        <w:t xml:space="preserve"> ..</w:t>
-      </w:r>
-      <w:proofErr w:type="gramEnd"/>
-      <w:r>
-        <w:rPr>
-          <w:lang w:val="en-US"/>
-        </w:rPr>
-        <w:t>/</w:t>
-      </w:r>
-    </w:p>
-    <w:p>
-      <w:pPr>
-        <w:rPr>
-          <w:lang w:val="en-US"/>
-        </w:rPr>
-      </w:pPr>
-      <w:r>
-        <w:rPr>
-          <w:lang w:val="en-US"/>
-        </w:rPr>
-        <w:t xml:space="preserve">cd </w:t>
-      </w:r>
-      <w:proofErr w:type="spellStart"/>
-      <w:r>
-        <w:rPr>
-          <w:lang w:val="en-US"/>
-        </w:rPr>
-        <w:t>saver_bot</w:t>
-      </w:r>
-      <w:proofErr w:type="spellEnd"/>
-      <w:r>
-        <w:rPr>
-          <w:lang w:val="en-US"/>
-        </w:rPr>
-        <w:t>/</w:t>
-      </w:r>
-      <w:r>
-        <w:rPr>
-          <w:lang w:val="en-US"/>
-        </w:rPr>
-        <w:t xml:space="preserve"> </w:t>
-      </w:r>
-    </w:p>
-    <w:p>
-      <w:pPr>
-        <w:rPr>
-          <w:lang w:val="en-US"/>
-        </w:rPr>
-      </w:pPr>
-      <w:r>
-        <w:rPr>
-          <w:lang w:val="en-US"/>
-        </w:rPr>
-        <w:t xml:space="preserve">source </w:t>
-      </w:r>
-      <w:proofErr w:type="spellStart"/>
-      <w:r>
-        <w:rPr>
-          <w:lang w:val="en-US"/>
-        </w:rPr>
-        <w:t>venv</w:t>
-      </w:r>
-      <w:proofErr w:type="spellEnd"/>
-      <w:r>
-        <w:rPr>
-          <w:lang w:val="en-US"/>
-        </w:rPr>
-        <w:t>/bin/activate</w:t>
-      </w:r>
-    </w:p>
-    <w:p>
-      <w:pPr>
-        <w:rPr>
-          <w:lang w:val="en-US"/>
-        </w:rPr>
-      </w:pPr>
-      <w:proofErr w:type="spellStart"/>
-      <w:proofErr w:type="gramStart"/>
-      <w:r>
-        <w:rPr>
-          <w:lang w:val="en-US"/>
-        </w:rPr>
-        <w:t>nohup</w:t>
-      </w:r>
-      <w:proofErr w:type="spellEnd"/>
-      <w:r>
-        <w:rPr>
-          <w:lang w:val="en-US"/>
-        </w:rPr>
-        <w:t xml:space="preserve">  </w:t>
-      </w:r>
-      <w:r>
-        <w:rPr>
-          <w:lang w:val="en-US"/>
-        </w:rPr>
-        <w:t>python</w:t>
-      </w:r>
-      <w:proofErr w:type="gramEnd"/>
-      <w:r>
-        <w:rPr>
-          <w:lang w:val="en-US"/>
-        </w:rPr>
-        <w:t xml:space="preserve">3 </w:t>
-      </w:r>
-      <w:r>
-        <w:rPr>
-          <w:lang w:val="en-US"/>
-        </w:rPr>
-        <w:t>main/main.py &amp;</w:t>
-      </w:r>
-    </w:p>
-    <w:p>
-      <w:pPr>
-        <w:rPr>
-          <w:lang w:val="en-US"/>
-        </w:rPr>
-      </w:pPr>
-      <w:r>
-        <w:rPr>
-          <w:lang w:val="en-US"/>
-        </w:rPr>
-        <w:t>cd</w:t>
-      </w:r>
-      <w:proofErr w:type="gramStart"/>
-      <w:r>
-        <w:rPr>
-          <w:lang w:val="en-US"/>
-        </w:rPr>
-        <w:t xml:space="preserve"> ..</w:t>
-      </w:r>
-      <w:proofErr w:type="gramEnd"/>
-      <w:r>
-        <w:rPr>
-          <w:lang w:val="en-US"/>
-        </w:rPr>
-        <w:t>/</w:t>
-      </w:r>
-    </w:p>
-    <w:p>
-      <w:pPr>
-        <w:rPr>
-          <w:lang w:val="en-US"/>
-        </w:rPr>
-      </w:pPr>
-      <w:r>
-        <w:rPr>
-          <w:lang w:val="en-US"/>
-        </w:rPr>
-        <w:t>cd</w:t>
-      </w:r>
-      <w:r>
-        <w:rPr>
-          <w:lang w:val="en-US"/>
-        </w:rPr>
-        <w:t xml:space="preserve"> </w:t>
-      </w:r>
-      <w:r>
-        <w:rPr>
-          <w:lang w:val="en-US"/>
-        </w:rPr>
-        <w:t>chat</w:t>
-      </w:r>
-      <w:r>
-        <w:rPr>
-          <w:lang w:val="en-US"/>
-        </w:rPr>
-        <w:t>_</w:t>
-      </w:r>
-      <w:r>
-        <w:rPr>
-          <w:lang w:val="en-US"/>
-        </w:rPr>
-        <w:t>manager</w:t>
-      </w:r>
-      <w:r>
-        <w:rPr>
-          <w:lang w:val="en-US"/>
-        </w:rPr>
-        <w:t>_</w:t>
-      </w:r>
-      <w:r>
-        <w:rPr>
-          <w:lang w:val="en-US"/>
-        </w:rPr>
-        <w:t>aiogram</w:t>
-      </w:r>
-      <w:r>
-        <w:rPr>
-          <w:lang w:val="en-US"/>
-        </w:rPr>
-        <w:t>3</w:t>
-      </w:r>
-      <w:r>
-        <w:rPr>
-          <w:lang w:val="en-US"/>
-        </w:rPr>
-        <w:t>/</w:t>
-      </w:r>
-    </w:p>
-    <w:p>
-      <w:pPr>
-        <w:rPr>
-          <w:lang w:val="en-US"/>
-        </w:rPr>
-      </w:pPr>
-      <w:r>
-        <w:rPr>
-          <w:lang w:val="en-US"/>
-        </w:rPr>
-        <w:t xml:space="preserve">source </w:t>
-      </w:r>
-      <w:proofErr w:type="spellStart"/>
-      <w:r>
-        <w:rPr>
-          <w:lang w:val="en-US"/>
-        </w:rPr>
-        <w:t>venv</w:t>
-      </w:r>
-      <w:proofErr w:type="spellEnd"/>
-      <w:r>
-        <w:rPr>
-          <w:lang w:val="en-US"/>
-        </w:rPr>
-        <w:t>/bin/activate</w:t>
-      </w:r>
-    </w:p>
-    <w:p>
-      <w:pPr>
-        <w:rPr>
-          <w:lang w:val="en-US"/>
-        </w:rPr>
-      </w:pPr>
-      <w:proofErr w:type="spellStart"/>
-      <w:r>
-        <w:rPr>
-          <w:lang w:val="en-US"/>
-        </w:rPr>
-        <w:t>nohup</w:t>
-      </w:r>
-      <w:proofErr w:type="spellEnd"/>
-      <w:r>
-        <w:rPr>
-          <w:lang w:val="en-US"/>
-        </w:rPr>
-        <w:t xml:space="preserve"> python3 api.py &amp;</w:t>
-      </w:r>
-    </w:p>
-    <w:p>
-      <w:pPr>
-        <w:rPr>
-          <w:lang w:val="en-US"/>
-        </w:rPr>
-      </w:pPr>
-    </w:p>
-    <w:p>
-      <w:pPr>
-        <w:rPr>
-          <w:lang w:val="en-US"/>
-        </w:rPr>
-      </w:pPr>
-    </w:p>
-    <w:p>
-      <w:pPr>
-        <w:rPr>
-          <w:lang w:val="en-US"/>
-        </w:rPr>
-      </w:pPr>
-    </w:p>
-    <w:p>
-      <w:pPr>
-        <w:rPr>
-          <w:lang w:val="en-US"/>
-        </w:rPr>
-      </w:pPr>
-    </w:p>
+    </w:p>
+    <w:p>
+      <w:pPr>
+        <w:rPr>
+          <w:lang w:val="en-US"/>
+        </w:rPr>
+      </w:pPr>
+      <w:r>
+        <w:rPr>
+          <w:lang w:val="en-US"/>
+        </w:rPr>
+        <w:t>source venv/bin/activate</w:t>
+      </w:r>
+    </w:p>
+    <w:p>
+      <w:pPr>
+        <w:rPr>
+          <w:lang w:val="en-US"/>
+        </w:rPr>
+      </w:pPr>
+      <w:r>
+        <w:rPr>
+          <w:lang w:val="en-US"/>
+        </w:rPr>
+        <w:t>nohup python3 api.py &amp;</w:t>
+      </w:r>
+    </w:p>
+    <w:p>
+      <w:r>
+        <w:lastRenderedPageBreak/>
+        <w:t>На этой странице добавь поля для ввода</w:t>
+      </w:r>
+    </w:p>
+    <w:p>
+      <w:pPr>
+        <w:rPr>
+          <w:lang w:val="en-US"/>
+        </w:rPr>
+      </w:pPr>
+      <w:r>
+        <w:t>Имя</w:t>
+      </w:r>
+      <w:r>
+        <w:rPr>
+          <w:lang w:val="en-US"/>
+        </w:rPr>
+        <w:t xml:space="preserve">: </w:t>
+      </w:r>
+    </w:p>
+    <w:p>
+      <w:r>
+        <w:t>Возраст</w:t>
+      </w:r>
+      <w:r>
+        <w:t xml:space="preserve">: </w:t>
+      </w:r>
+      <w:r>
+        <w:t>число от 7 до 50(проверка на фронте)</w:t>
+      </w:r>
+    </w:p>
+    <w:p>
+      <w:r>
+        <w:t>Игровой ник</w:t>
+      </w:r>
+      <w:r>
+        <w:t xml:space="preserve">: </w:t>
+      </w:r>
+      <w:r>
+        <w:t>не больше 14 символов(проверка на фронтенде)</w:t>
+      </w:r>
+    </w:p>
+    <w:p>
+      <w:r>
+        <w:t>Игровой айди</w:t>
+      </w:r>
+      <w:r>
+        <w:t xml:space="preserve">: </w:t>
+      </w:r>
+      <w:r>
+        <w:t>число от 9 до 12 символов. Начинается с 5</w:t>
+      </w:r>
+    </w:p>
+    <w:p>
+      <w:r>
+        <w:t xml:space="preserve">И кнопка </w:t>
+      </w:r>
+      <w:r>
+        <w:t>“</w:t>
+      </w:r>
+      <w:r>
+        <w:t>заполнитть</w:t>
+      </w:r>
+      <w:r>
+        <w:t>”</w:t>
+      </w:r>
+      <w:r>
+        <w:t xml:space="preserve"> которая пока ничего не делает  </w:t>
+      </w:r>
+    </w:p>
+    <w:p/>
+    <w:p/>
+    <w:p/>
     <w:sectPr>
       <w:pgSz w:w="11906" w:h="16838"/>
       <w:pgMar w:top="1134" w:right="850" w:bottom="1134" w:left="1701" w:header="708" w:footer="708" w:gutter="0"/>
@@ -1559,7 +1422,7 @@
   <w:style w:type="paragraph" w:default="1" w:styleId="a">
     <w:name w:val="Normal"/>
     <w:qFormat/>
-    <w:rsid w:val="0052198F"/>
+    <w:rsid w:val="00B57708"/>
   </w:style>
   <w:style w:type="paragraph" w:styleId="1">
     <w:name w:val="heading 1"/>

--- a/startsbots.docx
+++ b/startsbots.docx
@@ -64,18 +64,15 @@
         <w:pBdr>
           <w:bottom w:val="single" w:sz="6" w:space="1" w:color="auto"/>
         </w:pBdr>
-      </w:pPr>
-      <w:r>
-        <w:t>1</w:t>
-      </w:r>
-      <w:r>
-        <w:rPr>
-          <w:lang w:val="en-US"/>
-        </w:rPr>
-        <w:t>2</w:t>
-      </w:r>
-      <w:r>
-        <w:t>56</w:t>
+        <w:rPr>
+          <w:lang w:val="en-US"/>
+        </w:rPr>
+      </w:pPr>
+      <w:r>
+        <w:rPr>
+          <w:lang w:val="en-US"/>
+        </w:rPr>
+        <w:t>3534</w:t>
       </w:r>
     </w:p>
     <w:p>
@@ -292,13 +289,7 @@
         <w:rPr>
           <w:lang w:val="en-US"/>
         </w:rPr>
-        <w:t>5</w:t>
-      </w:r>
-      <w:r>
-        <w:rPr>
-          <w:lang w:val="en-US"/>
-        </w:rPr>
-        <w:t>7</w:t>
+        <w:t>57</w:t>
       </w:r>
       <w:r>
         <w:rPr>
@@ -310,7 +301,7 @@
         <w:rPr>
           <w:lang w:val="en-US"/>
         </w:rPr>
-        <w:t>1597</w:t>
+        <w:t>3688</w:t>
       </w:r>
       <w:r>
         <w:rPr>
@@ -531,13 +522,7 @@
         <w:rPr>
           <w:lang w:val="en-US"/>
         </w:rPr>
-        <w:t>5</w:t>
-      </w:r>
-      <w:r>
-        <w:rPr>
-          <w:lang w:val="en-US"/>
-        </w:rPr>
-        <w:t>9</w:t>
+        <w:t>59</w:t>
       </w:r>
     </w:p>
     <w:p>
@@ -944,18 +929,10 @@
       </w:r>
     </w:p>
     <w:p>
-      <w:pPr>
-        <w:rPr>
-          <w:lang w:val="en-US"/>
-        </w:rPr>
-      </w:pPr>
       <w:r>
         <w:t>Имя</w:t>
       </w:r>
       <w:r>
-        <w:rPr>
-          <w:lang w:val="en-US"/>
-        </w:rPr>
         <w:t xml:space="preserve">: </w:t>
       </w:r>
     </w:p>
